--- a/GFP_JCIM_Manuscript.docx
+++ b/GFP_JCIM_Manuscript.docx
@@ -338,7 +338,7 @@
           <w:rFonts w:ascii="Times New Roman" w:hAnsi="Times New Roman"/>
           <w:sz w:val="24"/>
         </w:rPr>
-        <w:t>Chromophore dihedral angles were defined following Megley et al.:²⁷ τ = N₁–C₁–C₂–C₃ (PDB atoms N2–CA2–CB2–CG2), describing rotation about the imidazolinone–bridge bond, and φ = C₁–C₂–C₃–C₄ (atoms CA2–CB2–CG2–CD1), describing rotation about the bridge–phenol bond. Structures with |τ| &lt; 30° were classified as cis, |τ| &gt; 150° as trans, and the remainder as twisted. Absolute magnitudes |τ| and |φ| are used in correlation analyzes as descriptive measures of out-of-plane chromophore distortion, irrespective of cis/trans configuration; the algebraic sum τ + φ is likewise treated as a descriptive composite of the two rotations and is not interpreted in the mechanistic sense of the hula-twist photoisomerization pathway. Valid angles were obtained for 690 structures (Table S1).</w:t>
+        <w:t>Chromophore dihedral angles were defined following Megley et al.:²⁷ τ = N₁–C₁–C₂–C₃ (PDB atoms N2–CA2–CB2–CG2), describing rotation about the imidazolinone–bridge bond, and φ = C₁–C₂–C₃–C₄ (atoms CA2–CB2–CG2–CD1), describing rotation about the bridge–phenol bond. Structures with |τ| &lt; 30° were classified as cis, |τ| &gt; 150° as trans, and the remainder as twisted. Absolute magnitudes |τ| and |φ| are used in correlation analyses as descriptive measures of out-of-plane chromophore distortion, irrespective of cis/trans configuration; the algebraic sum τ + φ is likewise treated as a descriptive composite of the two rotations and is not interpreted in the mechanistic sense of the hula-twist photoisomerization pathway. Valid angles were obtained for 690 structures (Table S1).</w:t>
       </w:r>
     </w:p>
     <w:p>
@@ -530,7 +530,7 @@
           <w:rFonts w:ascii="Times New Roman" w:hAnsi="Times New Roman"/>
           <w:sz w:val="24"/>
         </w:rPr>
-        <w:t>AlphaFold DB v6 coordinate files were downloaded for FP sequences via the EBI AlphaFold API and matched to crystal structures via the UniProt REST API. Two analyzes were performed: a paired comparison between 51 wild-type FPs for which both an AlphaFold model and the highest-resolution crystal structure exist (mean crystal resolution 1.63 ± 0.37 Å, mean pLDDT 96.7 ± 1.3); and a population-level analysis of the 309 successfully predicted AlphaFold structures whose sequence length falls within the canonical 210–245 residue window (327 successful predictions in total; 18 fell outside the window). Because AlphaFold structures lack the cyclized chromophore, the slice was centered on the barrel centroid (z = 0 in the PCA frame) rather than the chromophore z; the rest of the geometric pipeline matched the crystal-structure pipeline exactly. The pLDDT confidence scores in the AlphaFold B-factor field were not used in cross-structure comparisons with crystallographic B-factor ratios. Paired comparisons used two-sided Wilcoxon signed-rank tests; the 95% confidence intervals reported in Results are normal-approximation intervals on the mean paired difference (Δ̄ ± 1.96 SE), while Figure S8 plots the 95% limits of agreement (Δ̄ ± 1.96 SD).</w:t>
+        <w:t>AlphaFold DB v6 coordinate files were downloaded for FP sequences via the EBI AlphaFold API and matched to crystal structures via the UniProt REST API. Two analyses were performed: a paired comparison between 51 wild-type FPs for which both an AlphaFold model and the highest-resolution crystal structure exist (mean crystal resolution 1.63 ± 0.37 Å, mean pLDDT 96.7 ± 1.3); and a population-level analysis of the 309 successfully predicted AlphaFold structures whose sequence length falls within the canonical 210–245 residue window (327 successful predictions in total; 18 fell outside the window). Because AlphaFold structures lack the cyclized chromophore, the slice was centered on the barrel centroid (z = 0 in the PCA frame) rather than the chromophore z; the rest of the geometric pipeline matched the crystal-structure pipeline exactly. The pLDDT confidence scores in the AlphaFold B-factor field were not used in cross-structure comparisons with crystallographic B-factor ratios. Paired comparisons used two-sided Wilcoxon signed-rank tests; the 95% confidence intervals reported in Results are normal-approximation intervals on the mean paired difference (Δ̄ ± 1.96 SE), while Figure S8 plots the 95% limits of agreement (Δ̄ ± 1.96 SD).</w:t>
       </w:r>
     </w:p>
     <w:p/>
@@ -650,7 +650,7 @@
           <w:rFonts w:ascii="Times New Roman" w:hAnsi="Times New Roman"/>
           <w:sz w:val="24"/>
         </w:rPr>
-        <w:t>Barrel geometry varied with emission color class. Eccentricity (Kruskal–Wallis H = 113.2, p = 8.6 × 10⁻²³), minor axis (H = 108.9, p = 7.0 × 10⁻²²), and circularity (H = 103.0, p = 1.2 × 10⁻²⁰) all differed across groups. Red fluorescent proteins had the most elliptical barrels and narrowest minor axes; green had the most circular. Emission wavelength correlated with eccentricity (ρ = +0.320, p = 1.4 × 10⁻¹⁶), minor axis (ρ = –0.329, p = 1.9 × 10⁻¹⁷), and circularity (ρ = –0.258, p = 4.5 × 10⁻¹¹). Emission was weakly correlated with the major axis (ρ = +0.176, p = 8.3 × 10⁻⁶) and uncorrelated with barrel length (ρ = –0.028, p = 0.47). All reported p-values were corrected for multiple testing using the Benjamini–Hochberg procedure (q &lt; 0.05); the key correlations remain significant after correction. These associations also strengthen after collapse to one highest-resolution structure per unique FPbase protein (n = 69 unique proteins): minor axis ρ = –0.54, p = 1.6 × 10⁻⁶; eccentricity ρ = +0.49, p = 1.3 × 10⁻⁵; circularity ρ = –0.43, p = 2.0 × 10⁻⁴ (Table S2), ruling out pseudoreplication of related variants as a driver. The correlations of emission with eccentricity, minor axis, and circularity also survive partial correlation analysis controlling for resolution. The major axis and barrel length are uninformative. These data are consistent with a red-shift associated with narrowing of the barrel in one dimension, rather than a general contraction. In DsRed-type red chromophores, an additional oxidation step extends the π-conjugated system by forming an acylimine group at the peptide bond N-terminal to the chromophore-forming tripeptide.¹⁶ The resulting larger chromophore occupies a different steric volume within the barrel pocket, which may contribute to the observed asymmetric narrowing; however, the causal direction of this relationship cannot be established from static crystal structures alone.</w:t>
+        <w:t>Barrel geometry varied with emission color class. Eccentricity (Kruskal–Wallis H = 113.2, p = 8.6 × 10⁻²³), minor axis (H = 108.9, p = 7.0 × 10⁻²²), and circularity (H = 103.0, p = 1.2 × 10⁻²⁰) all differed across groups. Red fluorescent proteins had the most elliptical barrels and narrowest minor axes; green had the most circular. Emission wavelength correlated with eccentricity (ρ = +0.320, p = 1.4 × 10⁻¹⁶), minor axis (ρ = –0.329, p = 1.9 × 10⁻¹⁷), and circularity (ρ = –0.258, p = 4.5 × 10⁻¹¹). Emission was weakly correlated with the major axis (ρ = +0.176, p = 8.3 × 10⁻⁶) and uncorrelated with barrel length (ρ = –0.028, p = 0.47). All reported p-values were corrected for multiple testing using the Benjamini–Hochberg procedure (q &lt; 0.05); the key correlations remain significant after correction. These associations also strengthen after collapse to one highest-resolution structure per unique FPbase protein (n = 69 unique proteins): minor axis ρ = –0.54, p = 1.9 × 10⁻⁶; eccentricity ρ = +0.50, p = 1.5 × 10⁻⁵; circularity ρ = –0.47, p = 4.3 × 10⁻⁵ (Table S2), ruling out pseudoreplication of related variants as a driver. The correlations of emission with eccentricity, minor axis, and circularity also survive partial correlation analysis controlling for resolution. The major axis and barrel length are uninformative. These data are consistent with a red-shift associated with narrowing of the barrel in one dimension, rather than a general contraction. In DsRed-type red chromophores, an additional oxidation step extends the π-conjugated system by forming an acylimine group at the peptide bond N-terminal to the chromophore-forming tripeptide.¹⁶ The resulting larger chromophore occupies a different steric volume within the barrel pocket, which may contribute to the observed asymmetric narrowing; however, the causal direction of this relationship cannot be established from static crystal structures alone.</w:t>
       </w:r>
     </w:p>
     <w:p>
@@ -831,7 +831,7 @@
           <w:rFonts w:ascii="Times New Roman" w:hAnsi="Times New Roman"/>
           <w:sz w:val="24"/>
         </w:rPr>
-        <w:t>Restricting to the 739 chromophore-containing canonical structures, the mean number of (chromophore-atom, scaffold-atom) pairs within 4.0 Å was 133 ± 63 (pair count, not unique scaffold-atom count; see Methods). Pair count correlated with emission wavelength (ρ = +0.202, p = 5.9 × 10⁻⁷, n = 600).</w:t>
+        <w:t>Restricting to the 739 chromophore-containing canonical structures, the mean number of (chromophore-atom, scaffold-atom) pairs within 4.0 Å was 133 ± 63 (pair count, not unique scaffold-atom count; see Methods). Pair count correlated with emission wavelength (ρ = +0.203, p = 5.6 × 10⁻⁷, n = 600).</w:t>
       </w:r>
     </w:p>
     <w:p>
@@ -855,7 +855,7 @@
           <w:rFonts w:ascii="Times New Roman" w:hAnsi="Times New Roman"/>
           <w:sz w:val="24"/>
         </w:rPr>
-        <w:t>τ and φ dihedral angles were computed for 603 canonical-cohort structures (590 of which were classifiable as cis, trans, or twisted). Cis configurations predominated (441, 74.7%), with 111 trans (18.8%) and 38 twisted (6.4%). The τ angle correlated with eccentricity (ρ = –0.197, p = 1.1 × 10⁻⁶). Absolute twist magnitudes correlated with eccentricity (|τ|: ρ = +0.167; |φ|: ρ = +0.197), quantum yield (|τ|: ρ = –0.289, p = 3.3 × 10⁻⁶; |φ|: ρ = –0.299, p = 1.4 × 10⁻⁶), and B-factor ratio (|τ|: ρ = +0.158; |φ|: ρ = +0.155). The sum τ + φ was the strongest dihedral predictor of emission (ρ = –0.311, p = 1.0 × 10⁻¹²) and was also the single strongest geometric predictor of quantum yield across the cohort (ρ = –0.374, p = 9.9 × 10⁻¹⁰), exceeding the B-factor ratio. We note that τ + φ is used here as a descriptive algebraic sum of two static crystallographic dihedral angles, not in the mechanistic sense of the hula-twist photoisomerization pathway. This extends the findings of Megley et al.²⁷ from a small set of structures to 603. Within this dataset, τ and φ are negatively correlated across all structures (ρ = –0.357, p &lt; 0.001; Figure S7A), forming two parallel bands in the τ–φ plane corresponding to cis and trans configurations. This anticorrelation primarily reflects the bimodal distribution of configurational states: cis structures (τ ≈ 0°) and trans structures (τ ≈ ±180°) each occupy distinct, non-overlapping regions of the τ–φ plane, such that the negative population-level correlation is a geometric consequence of the discrete classification rather than evidence for dynamic coupling between the two bonds in individual structures. Nevertheless, the relative positioning of τ and φ within each class may influence effective conjugation length. Twisted chromophores reside in more eccentric barrels with narrower minor axes. These observations are consistent with a model in which extended conjugation is associated with an asymmetric barrel that provides less symmetric constraint on torsional freedom, potentially allowing greater non-planar distortion and increased non-radiative decay. Trans-configured chromophores had higher eccentricity than cis (0.44 vs 0.40, p &lt; 0.001), lower circularity (0.918 vs 0.923, p = 0.019), and narrower minor axes (29.2 vs 29.6 Å, p = 0.003; Figure S2). The full dihedral analysis is shown in Figure S7.</w:t>
+        <w:t>τ and φ dihedral angles were computed for 603 canonical-cohort structures (590 of which were classifiable as cis, trans, or twisted). Cis configurations predominated (441, 74.7%), with 111 trans (18.8%) and 38 twisted (6.4%). The τ angle correlated with eccentricity (ρ = –0.197, p = 1.1 × 10⁻⁶). Absolute twist magnitudes correlated with eccentricity (|τ|: ρ = +0.167; |φ|: ρ = +0.197), quantum yield (|τ|: ρ = –0.289, p = 3.3 × 10⁻⁶; |φ|: ρ = –0.299, p = 1.4 × 10⁻⁶), and B-factor ratio (|τ|: ρ = +0.158; |φ|: ρ = +0.155). The signed sum τ + φ was the strongest dihedral predictor of emission (ρ = –0.311, p = 1.0 × 10⁻¹²; Figure S7C), while the summed absolute twist |τ| + |φ| was the single strongest geometric predictor of quantum yield across the cohort (ρ = –0.374, p = 9.9 × 10⁻¹⁰), exceeding the B-factor ratio. We note that τ + φ is used here as a descriptive algebraic sum of two static crystallographic dihedral angles, not in the mechanistic sense of the hula-twist photoisomerization pathway. This extends the findings of Megley et al.²⁷ from a small set of structures to 603. Within this dataset, τ and φ are negatively correlated across all structures (ρ = –0.357, p &lt; 0.001; Figure S7A), forming two parallel bands in the τ–φ plane corresponding to cis and trans configurations. This anticorrelation primarily reflects the bimodal distribution of configurational states: cis structures (τ ≈ 0°) and trans structures (τ ≈ ±180°) each occupy distinct, non-overlapping regions of the τ–φ plane, such that the negative population-level correlation is a geometric consequence of the discrete classification rather than evidence for dynamic coupling between the two bonds in individual structures. Nevertheless, the relative positioning of τ and φ within each class may influence effective conjugation length. Twisted chromophores reside in more eccentric barrels with narrower minor axes. These observations are consistent with a model in which extended conjugation is associated with an asymmetric barrel that provides less symmetric constraint on torsional freedom, potentially allowing greater non-planar distortion and increased non-radiative decay. Trans-configured chromophores had higher eccentricity than cis (0.44 vs 0.40, p &lt; 0.001), lower circularity (0.918 vs 0.923, p = 0.019), and narrower minor axes (29.2 vs 29.6 Å, p = 0.003; Figure S2). The full dihedral analysis is shown in Figure S7.</w:t>
       </w:r>
     </w:p>
     <w:p>

--- a/GFP_JCIM_Manuscript.docx
+++ b/GFP_JCIM_Manuscript.docx
@@ -85,7 +85,7 @@
           <w:rFonts w:ascii="Times New Roman" w:hAnsi="Times New Roman"/>
           <w:sz w:val="24"/>
         </w:rPr>
-        <w:t>The 11-stranded β-barrel of fluorescent proteins (FPs) is universally conserved, yet its quantitative geometry has not been systematically characterized. We analyzed cross-sectional barrel geometry across 908 FP crystal structures in the RCSB PDB by PCA-based axis determination and convex hull analysis of protein-atom slices at the chromophore plane; 780 structures (210–245 residues, with the chromophore-containing chain selected in FP-complex co-crystals) form the canonical analysis cohort. Barrel shape, but not size, correlates with emission wavelength: red-shifted proteins have narrower, more elliptical barrels (ρ = –0.329 for minor axis, p = 1.9 × 10⁻¹⁷). Chromophore dihedral twist is the strongest predictor of quantum yield (|τ|+|φ|: ρ = –0.374, p = 9.9 × 10⁻¹⁰), with the chromophore-to-scaffold B-factor ratio a secondary correlate (ρ = –0.309, p = 2.7 × 10⁻⁸). Chromophore dihedral angles correlate with both barrel eccentricity and photophysical performance. Principal correlations survive Benjamini–Hochberg correction and partial correlation controlling for resolution. The barrel is not a passive scaffold: it constrains chromophore rigidity and thereby shapes photophysical output. The pipeline was developed with Claude (Anthropic) via Claude Code.</w:t>
+        <w:t>The 11-stranded β-barrel of fluorescent proteins (FPs) is universally conserved, yet its quantitative geometry has not been systematically characterized. We analyzed cross-sectional barrel geometry across 908 FP crystal structures in the RCSB PDB by PCA-based axis determination and convex hull analysis of protein-atom slices at the chromophore plane; 780 structures (210–245 residues, with the chromophore-containing chain selected in FP-complex co-crystals) form the canonical analysis cohort. Barrel shape, but not size, correlates with emission wavelength: red-shifted proteins have narrower, more elliptical barrels (ρ = –0.329 for minor axis, p = 1.9 × 10⁻¹⁷). Quantum yield, by contrast, is not governed by barrel size: it tracks how rigidly the barrel holds the chromophore (chromophore-to-barrel B-factor ratio, ρ = –0.51 per unique FP), together with the chromophore’s ground-state planarity (ρ = –0.42) as an independent signal of comparable strength; the planarity term is concentrated in red fluorescent proteins and is examined in detail in a companion study. Principal correlations survive Benjamini–Hochberg correction and partial correlation controlling for resolution. The barrel is not a passive scaffold: it constrains chromophore rigidity and thereby shapes photophysical output. The pipeline was developed with Claude (Anthropic) via Claude Code.</w:t>
       </w:r>
     </w:p>
     <w:p/>
@@ -242,7 +242,7 @@
           <w:rFonts w:ascii="Times New Roman" w:hAnsi="Times New Roman"/>
           <w:sz w:val="24"/>
         </w:rPr>
-        <w:t>Here, we report a systematic analysis of beta-barrel cross-sectional geometry across 908 fluorescent protein crystal structures from the RCSB Protein Data Bank. For each structure, the barrel axis was determined by PCA of backbone Cα coordinates, the structure was rotated to align this axis with the z-axis, and a perpendicular cross-sectional slice was extracted at the chromophore level. Convex hull analysis yielded area, eccentricity, circularity, and axis lengths for each barrel. Chromophore τ and φ dihedral angles were extracted and incorporated into the analysis. These measurements were integrated with spectral data from FPbase,³⁴ crystallographic B-factors, and chromophore–barrel contact counts. The results show that emission wavelength varies with barrel shape, that chromophore dihedral twist is the strongest predictor of quantum yield (ρ = –0.374) with chromophore rigidity relative to the barrel a secondary correlate (ρ = –0.309), and that dihedral twist also correlates with barrel eccentricity.</w:t>
+        <w:t>Here, we report a systematic analysis of beta-barrel cross-sectional geometry across 908 fluorescent protein crystal structures from the RCSB Protein Data Bank. For each structure, the barrel axis was determined by PCA of backbone Cα coordinates, the structure was rotated to align this axis with the z-axis, and a perpendicular cross-sectional slice was extracted at the chromophore level. Convex hull analysis yielded area, eccentricity, circularity, and axis lengths for each barrel. Chromophore τ and φ dihedral angles were extracted and incorporated into the analysis. These measurements were integrated with spectral data from FPbase,³⁴ crystallographic B-factors, and chromophore–barrel contact counts. The results show that emission wavelength varies with barrel shape, that quantum yield depends not on barrel size but on how rigidly the barrel holds the chromophore (chromophore-to-barrel B-factor ratio, ρ = –0.51 per unique FP) and on the chromophore’s ground-state planarity (ρ = –0.42, an independent signal developed in a companion study), and that barrel eccentricity correlates with chromophore dihedral twist.</w:t>
       </w:r>
     </w:p>
     <w:p>
@@ -482,7 +482,7 @@
           <w:rFonts w:ascii="Times New Roman" w:hAnsi="Times New Roman"/>
           <w:sz w:val="24"/>
         </w:rPr>
-        <w:t>Analyses were performed in Python 3.14 using SciPy³⁹ and scikit-learn.⁴⁰ Spearman rank correlations assessed monotonic relationships between continuous variables. Mann–Whitney U tests compared two groups; Kruskal–Wallis H tests compared multiple groups. All reported p-values were corrected for multiple testing using the Benjamini–Hochberg false discovery rate (FDR) procedure; the family comprised 63 pre-specified hypothesis tests covering all meaningful pairwise Spearman correlations among the six geometry metrics, four photophysical variables (em_max, lit_qy, stokes_shift, b_factor_ratio), and crystallographic resolution; eleven dihedral correlations involving τ, φ, |τ|, |φ|, and τ + φ; plus the five Mann–Whitney chromophore-present vs absent tests, the three cis-vs-trans tests, and the three Kruskal–Wallis by color class tests. The complete list with raw and BH-corrected p-values is provided in Table S4; 45 of 63 tests survive the FDR threshold at q &lt; 0.05. Partial Spearman correlations controlling for crystallographic resolution were computed by the rank-residual method: all three variables were rank-transformed, the rank-transformed dependent and independent variables were each regressed on rank-transformed resolution by ordinary least squares, and the Pearson correlation of the residuals was reported (equivalent to the partial Spearman correlation).</w:t>
+        <w:t>Analyses were performed in Python 3.14 using SciPy³⁹ and scikit-learn.⁴⁰ Spearman rank correlations assessed monotonic relationships between continuous variables. Mann–Whitney U tests compared two groups; Kruskal–Wallis H tests compared multiple groups. All reported p-values were corrected for multiple testing using the Benjamini–Hochberg false discovery rate (FDR) procedure; the family comprised 63 pre-specified hypothesis tests covering all meaningful pairwise Spearman correlations among the six geometry metrics, four photophysical variables (em_max, lit_qy, stokes_shift, b_factor_ratio), and crystallographic resolution; eleven dihedral correlations involving τ, φ, |τ|, |φ|, the signed sum τ + φ, and ground-state planarity; plus the five Mann–Whitney chromophore-present vs absent tests, the three cis-vs-trans tests, and the three Kruskal–Wallis by color class tests. The complete list with raw and BH-corrected p-values is provided in Table S4; 45 of 63 tests survive the FDR threshold at q &lt; 0.05. Partial Spearman correlations controlling for crystallographic resolution were computed by the rank-residual method: all three variables were rank-transformed, the rank-transformed dependent and independent variables were each regressed on rank-transformed resolution by ordinary least squares, and the Pearson correlation of the residuals was reported (equivalent to the partial Spearman correlation).</w:t>
       </w:r>
     </w:p>
     <w:p>
@@ -734,7 +734,7 @@
           <w:rFonts w:ascii="Times New Roman" w:hAnsi="Times New Roman"/>
           <w:sz w:val="24"/>
         </w:rPr>
-        <w:t>The B-factor ratio (chromophore/barrel) was computed for 739 structures in the canonical cohort. The mean ratio was 0.81 ± 0.22; in 86.3% of structures the chromophore was more rigid than the barrel (ratio &lt; 1). The B-factor ratio was a significant predictor of quantum yield (ρ = –0.309, p = 2.7 × 10⁻⁸, n = 310), though a weaker predictor than chromophore dihedral twist (see Chromophore Dihedral Geometry, below). This correlation survived partial correlation controlling for resolution (partial ρ = –0.282). After collapse to one highest-resolution structure per unique FPbase protein, the effect persists and remains significant (ρ = –0.32, p = 0.046, n = 40; Table S2), indicating it is not an artifact of replicate structures. The ratio varied by color class: blue 0.66 ± 0.19, cyan 0.70 ± 0.15, green 0.76 ± 0.17, yellow 0.79 ± 0.16, orange 0.88 ± 0.22, red 1.02 ± 0.24. In red fluorescent proteins, the chromophore is on average no more rigid than the barrel.</w:t>
+        <w:t>The B-factor ratio (chromophore/barrel) was computed for 739 structures in the canonical cohort. The mean ratio was 0.81 ± 0.22; in 86.3% of structures the chromophore was more rigid than the barrel (ratio &lt; 1). The B-factor ratio was a significant predictor of quantum yield at the cohort level (ρ = –0.309, p = 2.7 × 10⁻⁸, n = 310), surviving partial correlation controlling for resolution (partial ρ = –0.282). Collapsed to one entry per protein, it remains a strong and independent QY correlate (ρ = –0.51, n = 77; Table S6), comparable to chromophore ground-state planarity (see Chromophore Dihedral Geometry, below); the two capture distinct structural routes to brightness and are not an artifact of replicate structures. The ratio varied by color class: blue 0.66 ± 0.19, cyan 0.70 ± 0.15, green 0.76 ± 0.17, yellow 0.79 ± 0.16, orange 0.88 ± 0.22, red 1.02 ± 0.24. In red fluorescent proteins, the chromophore is on average no more rigid than the barrel.</w:t>
       </w:r>
     </w:p>
     <w:p>
@@ -855,7 +855,7 @@
           <w:rFonts w:ascii="Times New Roman" w:hAnsi="Times New Roman"/>
           <w:sz w:val="24"/>
         </w:rPr>
-        <w:t>τ and φ dihedral angles were computed for 603 canonical-cohort structures (590 of which were classifiable as cis, trans, or twisted). Cis configurations predominated (441, 74.7%), with 111 trans (18.8%) and 38 twisted (6.4%). The τ angle correlated with eccentricity (ρ = –0.197, p = 1.1 × 10⁻⁶). Absolute twist magnitudes correlated with eccentricity (|τ|: ρ = +0.167; |φ|: ρ = +0.197), quantum yield (|τ|: ρ = –0.289, p = 3.3 × 10⁻⁶; |φ|: ρ = –0.299, p = 1.4 × 10⁻⁶), and B-factor ratio (|τ|: ρ = +0.158; |φ|: ρ = +0.155). The signed sum τ + φ was the strongest dihedral predictor of emission (ρ = –0.311, p = 1.0 × 10⁻¹²; Figure S7C), while the summed absolute twist |τ| + |φ| was the single strongest geometric predictor of quantum yield across the cohort (ρ = –0.374, p = 9.9 × 10⁻¹⁰), exceeding the B-factor ratio. We note that τ + φ is used here as a descriptive algebraic sum of two static crystallographic dihedral angles, not in the mechanistic sense of the hula-twist photoisomerization pathway. This extends the findings of Megley et al.²⁷ from a small set of structures to 603. Within this dataset, τ and φ are negatively correlated across all structures (ρ = –0.357, p &lt; 0.001; Figure S7A), forming two parallel bands in the τ–φ plane corresponding to cis and trans configurations. This anticorrelation primarily reflects the bimodal distribution of configurational states: cis structures (τ ≈ 0°) and trans structures (τ ≈ ±180°) each occupy distinct, non-overlapping regions of the τ–φ plane, such that the negative population-level correlation is a geometric consequence of the discrete classification rather than evidence for dynamic coupling between the two bonds in individual structures. Nevertheless, the relative positioning of τ and φ within each class may influence effective conjugation length. Twisted chromophores reside in more eccentric barrels with narrower minor axes. These observations are consistent with a model in which extended conjugation is associated with an asymmetric barrel that provides less symmetric constraint on torsional freedom, potentially allowing greater non-planar distortion and increased non-radiative decay. Trans-configured chromophores had higher eccentricity than cis (0.44 vs 0.40, p &lt; 0.001), lower circularity (0.918 vs 0.923, p = 0.019), and narrower minor axes (29.2 vs 29.6 Å, p = 0.003; Figure S2). The full dihedral analysis is shown in Figure S7.</w:t>
+        <w:t>τ and φ dihedral angles were computed for 603 canonical-cohort structures (590 of which were classifiable as cis, trans, or twisted). Cis configurations predominated (441, 74.7%), with 111 trans (18.8%) and 38 twisted (6.4%). The τ angle correlated with eccentricity (ρ = –0.197, p = 1.1 × 10⁻⁶). Absolute twist magnitudes correlated with eccentricity (|τ|: ρ = +0.167; |φ|: ρ = +0.197) and B-factor ratio (|τ|: ρ = +0.158; |φ|: ρ = +0.155). The signed sum τ + φ was the strongest dihedral predictor of emission (ρ = –0.311, p = 1.0 × 10⁻¹²; Figure S7C). We note that τ + φ is used here as a descriptive algebraic sum of two static crystallographic dihedral angles, not in the mechanistic sense of the hula-twist photoisomerization pathway. To relate chromophore geometry to quantum yield we use the angular distance from the deposited (τ, φ) to the nearest planar reference, taking the minimum over the four planar settings (0°, 0°), (0°, 180°), (180°, 0°), and (180°, 180°). This folds the 180° phenol symmetry and the cis/trans degeneracy, so that a near-planar trans or ring-flipped chromophore is correctly scored as planar; an unfolded |τ| + |φ| sum instead misregisters such structures as maximally twisted (for example, near-planar mScarlet, φ ≈ 179°, which scores 180° rather than 2° from planar). Barrel cross-sectional metrics — area, minor axis, and eccentricity — are at best weak correlates of quantum yield (all |ρ| &lt; 0.16), confirming that within-class brightness is not set by barrel size; the quantum-yield-relevant structural signals lie instead in how the barrel restrains the chromophore. Collapsing replicate crystals to one entry per protein (n = 77 unique FPs with both metrics; Table S6), two such features carry independent signals: the chromophore-to-barrel B-factor ratio (ρ = –0.51, p &lt; 10⁻⁴) and the chromophore’s ground-state planarity (distance-from-planar vs QY, ρ = –0.42, p = 1 × 10⁻⁴); each survives adjustment for the other (partial ρ = –0.46 and –0.35). Neither is dominant, and both are modest, consistent with quantum yield being shaped by several structural routes — ground-state geometry, thermal damping, and local electrostatics — rather than a single geometric lever. The pooled, per-crystal correlation using the unfolded twist sum (ρ = –0.37) overstates this relationship: it is inflated by replicate crystals and by between-class structure and conflates the phenol-flip coordinate with genuine non-planarity. The within-class structure of the planarity–brightness association — its concentration in red FPs, which span a wide range of ground-state twist, versus green FPs, which cluster near planar with little spread — is characterized in detail in a companion analysis of chromophore torsional space.⁴² This extends the findings of Megley et al.²⁷ from a small set of structures to 603. Within this dataset, τ and φ are negatively correlated across all structures (ρ = –0.357, p &lt; 0.001; Figure S7A), forming two parallel bands in the τ–φ plane corresponding to cis and trans configurations. This anticorrelation primarily reflects the bimodal distribution of configurational states: cis structures (τ ≈ 0°) and trans structures (τ ≈ ±180°) each occupy distinct, non-overlapping regions of the τ–φ plane, such that the negative population-level correlation is a geometric consequence of the discrete classification rather than evidence for dynamic coupling between the two bonds in individual structures. Nevertheless, the relative positioning of τ and φ within each class may influence effective conjugation length. Twisted chromophores reside in more eccentric barrels with narrower minor axes. These observations are consistent with a model in which extended conjugation is associated with an asymmetric barrel that provides less symmetric constraint on torsional freedom, potentially allowing greater non-planar distortion and increased non-radiative decay. Trans-configured chromophores had higher eccentricity than cis (0.44 vs 0.40, p &lt; 0.001), lower circularity (0.918 vs 0.923, p = 0.019), and narrower minor axes (29.2 vs 29.6 Å, p = 0.003; Figure S2). The full dihedral analysis is shown in Figure S7.</w:t>
       </w:r>
     </w:p>
     <w:p>
@@ -940,7 +940,7 @@
           <w:rFonts w:ascii="Times New Roman" w:hAnsi="Times New Roman"/>
           <w:sz w:val="24"/>
         </w:rPr>
-        <w:t>To disentangle the contributions of correlated predictors, multiple linear regression was performed with quantum yield as the response variable. A model including eccentricity, minor axis, B-factor ratio, and |τ| yielded R² = 0.18 (n = 250). Standardized regression coefficients show that chromophore dihedral twist |τ| (β = –0.242, p = 1.1 × 10⁻⁴) and the B-factor ratio (β = –0.225, p = 6.4 × 10⁻⁴) are the two independently significant geometric predictors, with twist the larger contributor; eccentricity (β = +0.010, p = 0.90) and minor axis (β = +0.107, p = 0.21) were not significant after controlling for the other predictors. This indicates that the bivariate correlations between barrel geometry and quantum yield are mediated through chromophore twist and rigidity rather than barrel shape per se.</w:t>
+        <w:t>To disentangle the contributions of correlated predictors, multiple linear regression was performed with quantum yield as the response variable. A model including eccentricity, minor axis, B-factor ratio, and ground-state planarity yielded R² = 0.18 (n = 250). Standardized regression coefficients show that the B-factor ratio (β = –0.257, p = 6.0 × 10⁻⁵) and chromophore ground-state planarity (β = –0.245, p = 6.4 × 10⁻⁵) are the two independently significant geometric predictors, of comparable magnitude; eccentricity (β = +0.005, p = 0.96) and minor axis (β = +0.074, p = 0.39) were not significant after controlling for the other predictors. This indicates that the bivariate correlations between barrel geometry and quantum yield are mediated through chromophore planarity and rigidity rather than barrel shape per se.</w:t>
       </w:r>
     </w:p>
     <w:p>
@@ -966,7 +966,7 @@
           <w:rFonts w:ascii="Times New Roman" w:hAnsi="Times New Roman"/>
           <w:sz w:val="24"/>
         </w:rPr>
-        <w:t>A Random Forest model (500 trees, bootstrap aggregation) predicting quantum yield achieved out-of-bag R² = 0.19, with the B-factor ratio and chromophore dihedral twist |τ| as the two dominant features (comparable permutation importances, ≈ 0.49 each). The model’s modest performance indicates that barrel and chromophore geometry constrain but do not fully determine quantum yield.</w:t>
+        <w:t>A Random Forest model (500 trees, bootstrap aggregation) predicting quantum yield achieved out-of-bag R² = 0.18, with the chromophore-to-barrel B-factor ratio the dominant feature (permutation importance 0.53) and chromophore ground-state planarity second (0.41); barrel cross-sectional metrics ranked well below both. The model’s modest performance indicates that how the barrel holds the chromophore constrains, but does not fully determine, quantum yield.</w:t>
       </w:r>
     </w:p>
     <w:p>
@@ -1088,7 +1088,7 @@
           <w:rFonts w:ascii="Times New Roman" w:hAnsi="Times New Roman"/>
           <w:sz w:val="24"/>
         </w:rPr>
-        <w:t>Across a canonical cohort of 780 fluorescent protein crystal structures (drawn from 908 total deposits by an FP-barrel sequence-length filter of 210–245 residues, a chain-selection audit that recovered 14 FP-complex co-crystals analyzed on the binding-partner chain, and exclusion of two entries whose topology is not a standard monomeric β-can; see Note S1(b)), and using protein heavy atoms only (no crystallographic solvent) for the chromophore-plane slice, beta-barrel geometry varies systematically with photophysical output. Barrel shape, not size, tracks emission wavelength: red-shifted variants are narrower and more elliptical, while cross-sectional area and barrel length are largely uninformative. Chromophore dihedral twist is the strongest single predictor of quantum yield (|τ|+|φ|: ρ = –0.374), with the chromophore-to-barrel B-factor ratio a secondary but independent correlate (ρ = –0.309, partial ρ = –0.282 controlling for resolution); multivariate analysis indicates that these two factors, rather than barrel shape per se, account for the bivariate correlations between barrel geometry and quantum yield. Chromophore dihedral twist correlates with both barrel eccentricity and quantum yield, extending the observations of Megley et al.²⁷ from a handful of structures to 603 (canonical cohort). AlphaFold reproduces both the size and shape of the FP barrel; in the paired comparison against high-resolution crystal structures, only the major axis (+0.5 Å) and barrel length (+3.7 Å) differ measurably, while minor axis, area, eccentricity, and circularity are statistically indistinguishable from the crystallographic ground truth. Together these results argue that the barrel is not a passive scaffold: it constrains chromophore rigidity and, through that constraint, shapes photophysical output. The B-factor ratio offers a candidate structural diagnostic for variants amenable to quantum-yield improvement, particularly among red-shifted FPs where the chromophore is on average no more rigid than its barrel.</w:t>
+        <w:t>Across a canonical cohort of 780 fluorescent protein crystal structures (drawn from 908 total deposits by an FP-barrel sequence-length filter of 210–245 residues, a chain-selection audit that recovered 14 FP-complex co-crystals analyzed on the binding-partner chain, and exclusion of two entries whose topology is not a standard monomeric β-can; see Note S1(b)), and using protein heavy atoms only (no crystallographic solvent) for the chromophore-plane slice, beta-barrel geometry varies systematically with photophysical output. Barrel shape, not size, tracks emission wavelength: red-shifted variants are narrower and more elliptical, while cross-sectional area and barrel length are largely uninformative. Quantum yield, in turn, is set not by barrel size but by how rigidly the barrel holds the chromophore: the chromophore-to-barrel B-factor ratio is the strongest barrel-relative correlate (ρ = –0.51 per unique FP), with the chromophore’s own ground-state planarity an independent signal of comparable strength (ρ = –0.42) whose red-FP–specific structure is resolved by a companion torsional-scan analysis.⁴² Barrel eccentricity in addition correlates with chromophore dihedral twist, extending the observations of Megley et al.²⁷ from a handful of structures to 603 (canonical cohort). AlphaFold reproduces both the size and shape of the FP barrel; in the paired comparison against high-resolution crystal structures, only the major axis (+0.5 Å) and barrel length (+3.7 Å) differ measurably, while minor axis, area, eccentricity, and circularity are statistically indistinguishable from the crystallographic ground truth. Together these results argue that the barrel is not a passive scaffold: it constrains chromophore rigidity and, through that constraint, shapes photophysical output. The B-factor ratio offers a candidate structural diagnostic for variants amenable to quantum-yield improvement, particularly among red-shifted FPs where the chromophore is on average no more rigid than its barrel.</w:t>
       </w:r>
     </w:p>
     <w:p>
@@ -1769,6 +1769,19 @@
       </w:r>
     </w:p>
     <w:p>
+      <w:pPr>
+        <w:spacing w:line="360" w:lineRule="auto"/>
+        <w:ind w:left="720" w:hanging="720"/>
+      </w:pPr>
+      <w:r>
+        <w:rPr>
+          <w:rFonts w:ascii="Times New Roman" w:hAnsi="Times New Roman"/>
+          <w:sz w:val="20"/>
+        </w:rPr>
+        <w:t>(42) Zimmer, M. Ground-State Chromophore Geometry, Not Cage Size, Tracks Quantum Yield in Fluorescent Proteins. Biophys. J. 2026, submitted. [companion paper; this work is cited therein]</w:t>
+      </w:r>
+    </w:p>
+    <w:p>
       <w:r>
         <w:br w:type="page"/>
       </w:r>
@@ -1859,6 +1872,19 @@
           <w:sz w:val="24"/>
         </w:rPr>
         <w:t>Table S5. Chain-selection audit output (per-PDB). For each of the 908 PDB entries, the audit script enumerates every polymer chain, identifies which chain(s) contain a recognized mature chromophore residue, records the chain used by the original geometric pipeline (matched by seq_length), and flags entries where the pipeline analyzed a non-chromophore chain when another chain in the same entry contains the chromophore (`bug_flag = True`). See Note S1(b) for the discussion of the 15 flagged entries and the action taken (provided as a CSV file).</w:t>
+      </w:r>
+    </w:p>
+    <w:p>
+      <w:pPr>
+        <w:spacing w:line="480" w:lineRule="auto"/>
+        <w:ind w:firstLine="720"/>
+      </w:pPr>
+      <w:r>
+        <w:rPr>
+          <w:rFonts w:ascii="Times New Roman" w:hAnsi="Times New Roman"/>
+          <w:sz w:val="24"/>
+        </w:rPr>
+        <w:t>Table S6. Per-unique-FP quantum-yield correlations for the two independent ground-state structural predictors, computed with replicate crystals collapsed to one entry per protein by median (n = 77 unique FPs with both metrics, no spectral gate), on the same footing as the companion torsional-scan study.⁴² Ground-state planarity is the symmetry-folded distance from the deposited (τ, φ) to the nearest planar reference; chromophore planarity (ρ = –0.42) and the chromophore/barrel B-factor ratio (ρ = –0.51) each survive adjustment for the other (partial ρ = –0.35 and –0.46), confirming two distinct, independent structural routes to quantum yield (provided as a CSV file).</w:t>
       </w:r>
     </w:p>
     <w:p>
@@ -2342,7 +2368,7 @@
           <w:rFonts w:ascii="Times New Roman" w:hAnsi="Times New Roman"/>
           <w:sz w:val="20"/>
         </w:rPr>
-        <w:t>S7. Chromophore dihedral analysis. (A) τ vs φ plot colored by emission class. (B) |τ| vs quantum yield. (C) Dihedral sum (τ + φ) vs emission wavelength.</w:t>
+        <w:t>S7. Chromophore dihedral analysis. (A) τ vs φ plot colored by emission class. (B) Ground-state planarity (distance from the nearest planar reference, folding the phenol symmetry) vs quantum yield; the panel shows all canonical structures (per-structure ρ = –0.32), while the per-unique-FP value is ρ = –0.42 (Table S6). (C) Dihedral sum (τ + φ) vs emission wavelength.</w:t>
       </w:r>
     </w:p>
     <w:p/>

--- a/GFP_JCIM_Manuscript.docx
+++ b/GFP_JCIM_Manuscript.docx
@@ -85,7 +85,7 @@
           <w:rFonts w:ascii="Times New Roman" w:hAnsi="Times New Roman"/>
           <w:sz w:val="24"/>
         </w:rPr>
-        <w:t>The 11-stranded β-barrel of fluorescent proteins (FPs) is universally conserved, yet its quantitative geometry has not been systematically characterized. We analyzed cross-sectional barrel geometry across 908 FP crystal structures in the RCSB PDB by PCA-based axis determination and convex hull analysis of protein-atom slices at the chromophore plane; 780 structures (210–245 residues, with the chromophore-containing chain selected in FP-complex co-crystals) form the canonical analysis cohort. Barrel shape, but not size, correlates with emission wavelength: red-shifted proteins have narrower, more elliptical barrels (ρ = –0.329 for minor axis, p = 1.9 × 10⁻¹⁷). Quantum yield, by contrast, is not governed by barrel size: it tracks how rigidly the barrel holds the chromophore (chromophore-to-barrel B-factor ratio, ρ = –0.51 per unique FP), together with the chromophore’s ground-state planarity (ρ = –0.42) as an independent signal of comparable strength; the planarity term is concentrated in red fluorescent proteins and is examined in detail in a companion study. Principal correlations survive Benjamini–Hochberg correction and partial correlation controlling for resolution. The barrel is not a passive scaffold: it constrains chromophore rigidity and thereby shapes photophysical output. The pipeline was developed with Claude (Anthropic) via Claude Code.</w:t>
+        <w:t>The 11-stranded β-barrel of fluorescent proteins (FPs) is universally conserved, yet its quantitative geometry has not been systematically characterized. We analyzed cross-sectional barrel geometry across 908 FP crystal structures in the RCSB PDB by PCA-based axis determination and convex hull analysis of protein-atom slices at the chromophore plane; 780 structures (210–245 residues, with the chromophore-containing chain selected in FP-complex co-crystals) form the canonical analysis cohort. Barrel shape, but not size, correlates with emission wavelength: red-shifted proteins have narrower, more elliptical barrels (ρ = –0.329 for minor axis, p = 1.9 × 10⁻¹⁷). Quantum yield, by contrast, is not governed by barrel size: it tracks how rigidly the barrel holds the chromophore (chromophore-to-barrel B-factor ratio, ρ = –0.49 per unique FP), together with the chromophore’s ground-state planarity (ρ = –0.42) as an independent signal of comparable strength; the planarity term is concentrated in red fluorescent proteins and is examined in detail in a companion study. Principal correlations survive Benjamini–Hochberg correction and partial correlation controlling for resolution. The barrel is not a passive scaffold: it constrains chromophore rigidity and thereby shapes photophysical output. The pipeline was developed with Claude (Anthropic) via Claude Code.</w:t>
       </w:r>
     </w:p>
     <w:p/>
@@ -242,7 +242,7 @@
           <w:rFonts w:ascii="Times New Roman" w:hAnsi="Times New Roman"/>
           <w:sz w:val="24"/>
         </w:rPr>
-        <w:t>Here, we report a systematic analysis of beta-barrel cross-sectional geometry across 908 fluorescent protein crystal structures from the RCSB Protein Data Bank. For each structure, the barrel axis was determined by PCA of backbone Cα coordinates, the structure was rotated to align this axis with the z-axis, and a perpendicular cross-sectional slice was extracted at the chromophore level. Convex hull analysis yielded area, eccentricity, circularity, and axis lengths for each barrel. Chromophore τ and φ dihedral angles were extracted and incorporated into the analysis. These measurements were integrated with spectral data from FPbase,³⁴ crystallographic B-factors, and chromophore–barrel contact counts. The results show that emission wavelength varies with barrel shape, that quantum yield depends not on barrel size but on how rigidly the barrel holds the chromophore (chromophore-to-barrel B-factor ratio, ρ = –0.51 per unique FP) and on the chromophore’s ground-state planarity (ρ = –0.42, an independent signal developed in a companion study), and that barrel eccentricity correlates with chromophore dihedral twist.</w:t>
+        <w:t>Here, we report a systematic analysis of beta-barrel cross-sectional geometry across 908 fluorescent protein crystal structures from the RCSB Protein Data Bank. For each structure, the barrel axis was determined by PCA of backbone Cα coordinates, the structure was rotated to align this axis with the z-axis, and a perpendicular cross-sectional slice was extracted at the chromophore level. Convex hull analysis yielded area, eccentricity, circularity, and axis lengths for each barrel. Chromophore τ and φ dihedral angles were extracted and incorporated into the analysis. These measurements were integrated with spectral data from FPbase,³⁴ crystallographic B-factors, and chromophore–barrel contact counts. The results show that emission wavelength varies with barrel shape, that quantum yield depends not on barrel size but on how rigidly the barrel holds the chromophore (chromophore-to-barrel B-factor ratio, ρ = –0.49 per unique FP) and on the chromophore’s ground-state planarity (ρ = –0.42, an independent signal developed in a companion study), and that barrel eccentricity correlates with chromophore dihedral twist.</w:t>
       </w:r>
     </w:p>
     <w:p>
@@ -565,7 +565,7 @@
           <w:rFonts w:ascii="Times New Roman" w:hAnsi="Times New Roman"/>
           <w:sz w:val="24"/>
         </w:rPr>
-        <w:t>The dataset comprises 908 fluorescent protein crystal structures: 861 with a validated mature chromophore and 47 without. The 861 chromophore-containing structures span 69 distinct residue types (CRO, CR2, NRQ, CRQ, GYS, PIA, and others). Spectral data from FPbase were matched to 694 structures. Quantum yield data were available for 354. The color class distribution was green (n = 464), red (n = 95), yellow (n = 69), cyan (n = 48), orange (n = 11), and blue (n = 10). The ten blue entries comprise nine Y66H variants identified from their His66-derived chromophore residue codes (IIC, CRG, CSH, XXY; including PDB 1BFP, 1KYP/R/S, 1EMF, 2EMD/N/O, 2FWQ) plus one Tyr-based blue variant (PDB 4ORN, ex/em 380/440 nm). The Y66H entries had been mis-assigned em_max = 507 nm by FPbase keyword matching to generic "green fluorescent" titles and were re-classified directly from their chromophore residue identities. BFPs remain underrepresented in the PDB because His66-derived variants typically exhibit lower brightness and photostability than Tyr66-based counterparts, and their near-UV excitation overlaps with cellular autofluorescence; most modern applications requiring short-wavelength emission use cyan variants such as mCerulean or mTurquoise2 instead. Resolution ranged from 0.77 to 3.60 Å (mean 1.86 ± 0.47 Å). Because the PDB contains multiple entries for the same or closely related proteins, the 694 spectrally matched structures correspond to only 74 unique FPbase protein names. The effective sample size for cross-protein comparisons is therefore substantially smaller than the total structure count, and robustness to pseudoreplication is assessed in Table S2.</w:t>
+        <w:t>The dataset comprises 908 fluorescent protein crystal structures: 861 with a validated mature chromophore and 47 without. The 861 chromophore-containing structures span 69 distinct residue types (CRO, CR2, NRQ, CRQ, GYS, PIA, and others). Spectral data from FPbase were matched to 694 structures. Quantum yield data were available for 354. The color class distribution was green (n = 464), red (n = 95), yellow (n = 69), cyan (n = 48), orange (n = 11), and blue (n = 10). The ten blue entries comprise nine Y66H variants identified from their His66-derived chromophore residue codes (IIC, CRG, CSH, XXY; including PDB 1BFP, 1KYP/R/S, 1EMF, 2EMD/N/O, 2FWQ) plus one Tyr-based blue variant (PDB 4ORN, ex/em 380/440 nm). The Y66H entries had been mis-assigned em_max = 507 nm by FPbase keyword matching to generic "green fluorescent" titles and were re-classified directly from their chromophore residue identities. BFPs remain underrepresented in the PDB because His66-derived variants typically exhibit lower brightness and photostability than Tyr66-based counterparts, and their near-UV excitation overlaps with cellular autofluorescence; most modern applications requiring short-wavelength emission use cyan variants such as mCerulean or mTurquoise2 instead. Resolution ranged from 0.77 to 3.60 Å (mean 1.86 ± 0.47 Å). Because the PDB contains multiple entries for the same or closely related proteins. Under a granular per-protein identity (matched FPbase entry plus chain-A sequence; Table S7), the 780 canonical structures represent 430 unique proteins. The effective sample size for cross-protein comparisons is therefore smaller than the total structure count, and robustness to pseudoreplication and sampling imbalance is assessed in Tables S2 and S7.</w:t>
       </w:r>
     </w:p>
     <w:p>
@@ -734,7 +734,7 @@
           <w:rFonts w:ascii="Times New Roman" w:hAnsi="Times New Roman"/>
           <w:sz w:val="24"/>
         </w:rPr>
-        <w:t>The B-factor ratio (chromophore/barrel) was computed for 739 structures in the canonical cohort. The mean ratio was 0.81 ± 0.22; in 86.3% of structures the chromophore was more rigid than the barrel (ratio &lt; 1). The B-factor ratio was a significant predictor of quantum yield at the cohort level (ρ = –0.309, p = 2.7 × 10⁻⁸, n = 310), surviving partial correlation controlling for resolution (partial ρ = –0.282). Collapsed to one entry per protein, it remains a strong and independent QY correlate (ρ = –0.51, n = 77; Table S6), comparable to chromophore ground-state planarity (see Chromophore Dihedral Geometry, below); the two capture distinct structural routes to brightness and are not an artifact of replicate structures. The ratio varied by color class: blue 0.66 ± 0.19, cyan 0.70 ± 0.15, green 0.76 ± 0.17, yellow 0.79 ± 0.16, orange 0.88 ± 0.22, red 1.02 ± 0.24. In red fluorescent proteins, the chromophore is on average no more rigid than the barrel.</w:t>
+        <w:t>The B-factor ratio (chromophore/barrel) was computed for 739 structures in the canonical cohort. The mean ratio was 0.81 ± 0.22; in 86.3% of structures the chromophore was more rigid than the barrel (ratio &lt; 1). The B-factor ratio was a significant predictor of quantum yield at the cohort level (ρ = –0.309, p = 2.7 × 10⁻⁸, n = 310), surviving partial correlation controlling for resolution (partial ρ = –0.282). Collapsed to one entry per protein, it remains a strong and independent QY correlate (ρ = –0.49, n = 123; Table S6), comparable to chromophore ground-state planarity (see Chromophore Dihedral Geometry, below); the two capture distinct structural routes to brightness and are not an artifact of replicate structures. The ratio varied by color class: blue 0.66 ± 0.19, cyan 0.70 ± 0.15, green 0.76 ± 0.17, yellow 0.79 ± 0.16, orange 0.88 ± 0.22, red 1.02 ± 0.24. In red fluorescent proteins, the chromophore is on average no more rigid than the barrel.</w:t>
       </w:r>
     </w:p>
     <w:p>
@@ -855,7 +855,7 @@
           <w:rFonts w:ascii="Times New Roman" w:hAnsi="Times New Roman"/>
           <w:sz w:val="24"/>
         </w:rPr>
-        <w:t>τ and φ dihedral angles were computed for 603 canonical-cohort structures (590 of which were classifiable as cis, trans, or twisted). Cis configurations predominated (441, 74.7%), with 111 trans (18.8%) and 38 twisted (6.4%). The τ angle correlated with eccentricity (ρ = –0.197, p = 1.1 × 10⁻⁶). Absolute twist magnitudes correlated with eccentricity (|τ|: ρ = +0.167; |φ|: ρ = +0.197) and B-factor ratio (|τ|: ρ = +0.158; |φ|: ρ = +0.155). The signed sum τ + φ was the strongest dihedral predictor of emission (ρ = –0.311, p = 1.0 × 10⁻¹²; Figure S7C). We note that τ + φ is used here as a descriptive algebraic sum of two static crystallographic dihedral angles, not in the mechanistic sense of the hula-twist photoisomerization pathway. To relate chromophore geometry to quantum yield we use the angular distance from the deposited (τ, φ) to the nearest planar reference, taking the minimum over the four planar settings (0°, 0°), (0°, 180°), (180°, 0°), and (180°, 180°). This folds the 180° phenol symmetry and the cis/trans degeneracy, so that a near-planar trans or ring-flipped chromophore is correctly scored as planar; an unfolded |τ| + |φ| sum instead misregisters such structures as maximally twisted (for example, near-planar mScarlet, φ ≈ 179°, which scores 180° rather than 2° from planar). Barrel cross-sectional metrics — area, minor axis, and eccentricity — are at best weak correlates of quantum yield (all |ρ| &lt; 0.16), confirming that within-class brightness is not set by barrel size; the quantum-yield-relevant structural signals lie instead in how the barrel restrains the chromophore. Collapsing replicate crystals to one entry per protein (n = 77 unique FPs with both metrics; Table S6), two such features carry independent signals: the chromophore-to-barrel B-factor ratio (ρ = –0.51, p &lt; 10⁻⁴) and the chromophore’s ground-state planarity (distance-from-planar vs QY, ρ = –0.42, p = 1 × 10⁻⁴); each survives adjustment for the other (partial ρ = –0.46 and –0.35). Neither is dominant, and both are modest, consistent with quantum yield being shaped by several structural routes — ground-state geometry, thermal damping, and local electrostatics — rather than a single geometric lever. The pooled, per-crystal correlation using the unfolded twist sum (ρ = –0.37) overstates this relationship: it is inflated by replicate crystals and by between-class structure and conflates the phenol-flip coordinate with genuine non-planarity. The within-class structure of the planarity–brightness association — its concentration in red FPs, which span a wide range of ground-state twist, versus green FPs, which cluster near planar with little spread — is characterized in detail in a companion analysis of chromophore torsional space.⁴² This extends the findings of Megley et al.²⁷ from a small set of structures to 603. Within this dataset, τ and φ are negatively correlated across all structures (ρ = –0.357, p &lt; 0.001; Figure S7A), forming two parallel bands in the τ–φ plane corresponding to cis and trans configurations. This anticorrelation primarily reflects the bimodal distribution of configurational states: cis structures (τ ≈ 0°) and trans structures (τ ≈ ±180°) each occupy distinct, non-overlapping regions of the τ–φ plane, such that the negative population-level correlation is a geometric consequence of the discrete classification rather than evidence for dynamic coupling between the two bonds in individual structures. Nevertheless, the relative positioning of τ and φ within each class may influence effective conjugation length. Twisted chromophores reside in more eccentric barrels with narrower minor axes. These observations are consistent with a model in which extended conjugation is associated with an asymmetric barrel that provides less symmetric constraint on torsional freedom, potentially allowing greater non-planar distortion and increased non-radiative decay. Trans-configured chromophores had higher eccentricity than cis (0.44 vs 0.40, p &lt; 0.001), lower circularity (0.918 vs 0.923, p = 0.019), and narrower minor axes (29.2 vs 29.6 Å, p = 0.003; Figure S2). The full dihedral analysis is shown in Figure S7.</w:t>
+        <w:t>τ and φ dihedral angles were computed for 603 canonical-cohort structures (590 of which were classifiable as cis, trans, or twisted). Cis configurations predominated (441, 74.7%), with 111 trans (18.8%) and 38 twisted (6.4%). The τ angle correlated with eccentricity (ρ = –0.197, p = 1.1 × 10⁻⁶). Absolute twist magnitudes correlated with eccentricity (|τ|: ρ = +0.167; |φ|: ρ = +0.197) and B-factor ratio (|τ|: ρ = +0.158; |φ|: ρ = +0.155). The signed sum τ + φ was the strongest dihedral predictor of emission (ρ = –0.311, p = 1.0 × 10⁻¹²; Figure S7C). We note that τ + φ is used here as a descriptive algebraic sum of two static crystallographic dihedral angles, not in the mechanistic sense of the hula-twist photoisomerization pathway. To relate chromophore geometry to quantum yield we use the angular distance from the deposited (τ, φ) to the nearest planar reference, taking the minimum over the four planar settings (0°, 0°), (0°, 180°), (180°, 0°), and (180°, 180°). This folds the 180° phenol symmetry and the cis/trans degeneracy, so that a near-planar trans or ring-flipped chromophore is correctly scored as planar; an unfolded |τ| + |φ| sum instead misregisters such structures as maximally twisted (for example, near-planar mScarlet, φ ≈ 179°, which scores 180° rather than 2° from planar). Barrel cross-sectional metrics — area, minor axis, and eccentricity — are at best weak correlates of quantum yield (all |ρ| &lt; 0.16), confirming that within-class brightness is not set by barrel size; the quantum-yield-relevant structural signals lie instead in how the barrel restrains the chromophore. Collapsing replicate crystals to one entry per protein (n = 123 unique FPs with both metrics; Table S6), two such features carry independent signals: the chromophore-to-barrel B-factor ratio (ρ = –0.49, p &lt; 10⁻⁴) and the chromophore’s ground-state planarity (distance-from-planar vs QY, ρ = –0.42, p = 1 × 10⁻⁴); each survives adjustment for the other (partial ρ = –0.43 and –0.35). Neither is dominant, and both are modest, consistent with quantum yield being shaped by several structural routes — ground-state geometry, thermal damping, and local electrostatics — rather than a single geometric lever. The pooled, per-crystal correlation using the unfolded twist sum (ρ = –0.37) overstates this relationship: it is inflated by replicate crystals and by between-class structure and conflates the phenol-flip coordinate with genuine non-planarity. The within-class structure of the planarity–brightness association — its concentration in red FPs, which span a wide range of ground-state twist, versus green FPs, which cluster near planar with little spread — is characterized in detail in a companion analysis of chromophore torsional space.⁴² This extends the findings of Megley et al.²⁷ from a small set of structures to 603. Within this dataset, τ and φ are negatively correlated across all structures (ρ = –0.357, p &lt; 0.001; Figure S7A), forming two parallel bands in the τ–φ plane corresponding to cis and trans configurations. This anticorrelation primarily reflects the bimodal distribution of configurational states: cis structures (τ ≈ 0°) and trans structures (τ ≈ ±180°) each occupy distinct, non-overlapping regions of the τ–φ plane, such that the negative population-level correlation is a geometric consequence of the discrete classification rather than evidence for dynamic coupling between the two bonds in individual structures. Nevertheless, the relative positioning of τ and φ within each class may influence effective conjugation length. Twisted chromophores reside in more eccentric barrels with narrower minor axes. These observations are consistent with a model in which extended conjugation is associated with an asymmetric barrel that provides less symmetric constraint on torsional freedom, potentially allowing greater non-planar distortion and increased non-radiative decay. Trans-configured chromophores had higher eccentricity than cis (0.44 vs 0.40, p &lt; 0.001), lower circularity (0.918 vs 0.923, p = 0.019), and narrower minor axes (29.2 vs 29.6 Å, p = 0.003; Figure S2). The full dihedral analysis is shown in Figure S7.</w:t>
       </w:r>
     </w:p>
     <w:p>
@@ -1051,7 +1051,7 @@
           <w:rFonts w:ascii="Times New Roman" w:hAnsi="Times New Roman"/>
           <w:sz w:val="24"/>
         </w:rPr>
-        <w:t>The canonical cohort is unevenly distributed (green n = 414, blue and orange ≤ 11), the 780 entries are not fully independent (633 spectrally matched entries correspond to only 70 unique FPbase names), and the PDB itself is not a random sample of all FPs — heavily studied variants such as GFP and mCherry are overrepresented while many natural and engineered FPs have no deposited structure. These pseudoreplication and selection issues are partially addressed by the unique-protein collapse (Table S2), which preserves the principal correlations, but the generalizability to FPs outside the crystallized subset remains to be established. Crystal-lattice contacts impose non-physiological forces that can distort eccentricity, particularly for proteins crystallized in multiple space groups.</w:t>
+        <w:t>The canonical cohort is unevenly distributed (green n = 414; blue and orange ≤ 11), and the PDB itself is not a random sample of all FPs — heavily studied variants such as GFP and mCherry are overrepresented while many natural and engineered FPs have no deposited structure. We addressed sampling imbalance and pseudoreplication directly (Table S7). Using a granular per-protein identity (430 unique proteins in the cohort, assigned by matched FPbase entry and chain-A sequence rather than by generic name), the principal correlations are preserved or strengthened when replicate crystals are collapsed to one entry per protein — redundancy attenuated rather than inflated them. They also hold in a monomer-only re-run (emission vs minor axis ρ = –0.46; FQY vs B-factor ratio ρ = –0.51), ruling out oligomeric-packing artifacts, and the emission–geometry relationship holds within the green class alone (minor axis ρ = –0.20, p = 3 × 10⁻⁵). The blue (n = 10) and orange (n = 11) classes are too small for within-class inference and are reported descriptively only. We therefore restrict within-class quantitative claims to the well-sampled green, red, cyan, and yellow classes, and note that the family-wide correlations are robust across the monomeric subset; generalizability to FPs outside the crystallized subset remains to be established. Crystal-lattice contacts impose non-physiological forces that can distort eccentricity, particularly for proteins crystallized in multiple space groups.</w:t>
       </w:r>
     </w:p>
     <w:p>
@@ -1088,7 +1088,7 @@
           <w:rFonts w:ascii="Times New Roman" w:hAnsi="Times New Roman"/>
           <w:sz w:val="24"/>
         </w:rPr>
-        <w:t>Across a canonical cohort of 780 fluorescent protein crystal structures (drawn from 908 total deposits by an FP-barrel sequence-length filter of 210–245 residues, a chain-selection audit that recovered 14 FP-complex co-crystals analyzed on the binding-partner chain, and exclusion of two entries whose topology is not a standard monomeric β-can; see Note S1(b)), and using protein heavy atoms only (no crystallographic solvent) for the chromophore-plane slice, beta-barrel geometry varies systematically with photophysical output. Barrel shape, not size, tracks emission wavelength: red-shifted variants are narrower and more elliptical, while cross-sectional area and barrel length are largely uninformative. Quantum yield, in turn, is set not by barrel size but by how rigidly the barrel holds the chromophore: the chromophore-to-barrel B-factor ratio is the strongest barrel-relative correlate (ρ = –0.51 per unique FP), with the chromophore’s own ground-state planarity an independent signal of comparable strength (ρ = –0.42) whose red-FP–specific structure is resolved by a companion torsional-scan analysis.⁴² Barrel eccentricity in addition correlates with chromophore dihedral twist, extending the observations of Megley et al.²⁷ from a handful of structures to 603 (canonical cohort). AlphaFold reproduces both the size and shape of the FP barrel; in the paired comparison against high-resolution crystal structures, only the major axis (+0.5 Å) and barrel length (+3.7 Å) differ measurably, while minor axis, area, eccentricity, and circularity are statistically indistinguishable from the crystallographic ground truth. Together these results argue that the barrel is not a passive scaffold: it constrains chromophore rigidity and, through that constraint, shapes photophysical output. The B-factor ratio offers a candidate structural diagnostic for variants amenable to quantum-yield improvement, particularly among red-shifted FPs where the chromophore is on average no more rigid than its barrel.</w:t>
+        <w:t>Across a canonical cohort of 780 fluorescent protein crystal structures (drawn from 908 total deposits by an FP-barrel sequence-length filter of 210–245 residues, a chain-selection audit that recovered 14 FP-complex co-crystals analyzed on the binding-partner chain, and exclusion of two entries whose topology is not a standard monomeric β-can; see Note S1(b)), and using protein heavy atoms only (no crystallographic solvent) for the chromophore-plane slice, beta-barrel geometry varies systematically with photophysical output. Barrel shape, not size, tracks emission wavelength: red-shifted variants are narrower and more elliptical, while cross-sectional area and barrel length are largely uninformative. Quantum yield, in turn, is set not by barrel size but by how rigidly the barrel holds the chromophore: the chromophore-to-barrel B-factor ratio is the strongest barrel-relative correlate (ρ = –0.49 per unique FP), with the chromophore’s own ground-state planarity an independent signal of comparable strength (ρ = –0.42) whose red-FP–specific structure is resolved by a companion torsional-scan analysis.⁴² Barrel eccentricity in addition correlates with chromophore dihedral twist, extending the observations of Megley et al.²⁷ from a handful of structures to 603 (canonical cohort). AlphaFold reproduces both the size and shape of the FP barrel; in the paired comparison against high-resolution crystal structures, only the major axis (+0.5 Å) and barrel length (+3.7 Å) differ measurably, while minor axis, area, eccentricity, and circularity are statistically indistinguishable from the crystallographic ground truth. Together these results argue that the barrel is not a passive scaffold: it constrains chromophore rigidity and, through that constraint, shapes photophysical output. The B-factor ratio offers a candidate structural diagnostic for variants amenable to quantum-yield improvement, particularly among red-shifted FPs where the chromophore is on average no more rigid than its barrel.</w:t>
       </w:r>
     </w:p>
     <w:p>
@@ -1884,7 +1884,20 @@
           <w:rFonts w:ascii="Times New Roman" w:hAnsi="Times New Roman"/>
           <w:sz w:val="24"/>
         </w:rPr>
-        <w:t>Table S6. Per-unique-FP quantum-yield correlations for the two independent ground-state structural predictors, computed with replicate crystals collapsed to one entry per protein by median (n = 77 unique FPs with both metrics, no spectral gate), on the same footing as the companion torsional-scan study.⁴² Ground-state planarity is the symmetry-folded distance from the deposited (τ, φ) to the nearest planar reference; chromophore planarity (ρ = –0.42) and the chromophore/barrel B-factor ratio (ρ = –0.51) each survive adjustment for the other (partial ρ = –0.35 and –0.46), confirming two distinct, independent structural routes to quantum yield (provided as a CSV file).</w:t>
+        <w:t>Table S6. Per-unique-FP quantum-yield correlations for the two independent ground-state structural predictors, computed with replicate crystals collapsed to one entry per protein by median (n = 123 unique FPs with both metrics, no spectral gate), on the same footing as the companion torsional-scan study.⁴² Ground-state planarity is the symmetry-folded distance from the deposited (τ, φ) to the nearest planar reference; chromophore planarity (ρ = –0.42) and the chromophore/barrel B-factor ratio (ρ = –0.49) each survive adjustment for the other (partial ρ = –0.35 and –0.43), confirming two distinct, independent structural routes to quantum yield (provided as a CSV file).</w:t>
+      </w:r>
+    </w:p>
+    <w:p>
+      <w:pPr>
+        <w:spacing w:line="480" w:lineRule="auto"/>
+        <w:ind w:firstLine="720"/>
+      </w:pPr>
+      <w:r>
+        <w:rPr>
+          <w:rFonts w:ascii="Times New Roman" w:hAnsi="Times New Roman"/>
+          <w:sz w:val="24"/>
+        </w:rPr>
+        <w:t>Table S7. Sampling and pseudoreplication robustness. Each key correlation is re-evaluated under several subsampling regimes: the full cohort (per structure), per unique FP (granular protein identity), monomer-only (per unique FP; oligomeric state from FPbase), excluding the two smallest classes (blue + orange), and within the green class alone. The correlations are preserved or strengthened under per-protein collapse and in the monomer-only subset, and the emission–geometry relationship holds within green alone, indicating the findings are not artifacts of oligomeric packing, redundant crystal entries, or green-class dominance (provided as a CSV file).</w:t>
       </w:r>
     </w:p>
     <w:p>

--- a/GFP_JCIM_Manuscript.docx
+++ b/GFP_JCIM_Manuscript.docx
@@ -85,7 +85,7 @@
           <w:rFonts w:ascii="Times New Roman" w:hAnsi="Times New Roman"/>
           <w:sz w:val="24"/>
         </w:rPr>
-        <w:t>The 11-stranded β-barrel of fluorescent proteins (FPs) is universally conserved, yet its quantitative geometry has not been systematically characterized. We analyzed cross-sectional barrel geometry across 908 FP crystal structures in the RCSB PDB by PCA-based axis determination and convex hull analysis of protein-atom slices at the chromophore plane; 780 structures (210–245 residues, with the chromophore-containing chain selected in FP-complex co-crystals) form the canonical analysis cohort. Barrel shape, but not size, correlates with emission wavelength: red-shifted proteins have narrower, more elliptical barrels (ρ = –0.329 for minor axis, p = 1.9 × 10⁻¹⁷). Quantum yield, by contrast, is not governed by barrel size: it tracks how rigidly the barrel holds the chromophore (chromophore-to-barrel B-factor ratio, ρ = –0.49 per unique FP), together with the chromophore’s ground-state planarity (ρ = –0.42) as an independent signal of comparable strength; the planarity term is concentrated in red fluorescent proteins and is examined in detail in a companion study. Principal correlations survive Benjamini–Hochberg correction and partial correlation controlling for resolution. The barrel is not a passive scaffold: it constrains chromophore rigidity and thereby shapes photophysical output. The pipeline was developed with Claude (Anthropic) via Claude Code.</w:t>
+        <w:t>The 11-stranded β-barrel of fluorescent proteins (FPs) is universally conserved, yet its quantitative geometry has not been systematically characterized. We analyzed cross-sectional barrel geometry across 908 FP crystal structures in the RCSB PDB by PCA-based axis determination and convex hull analysis of protein-atom slices at the chromophore plane; 780 structures (210–245 residues, with the chromophore-containing chain selected in FP-complex co-crystals) form the canonical analysis cohort. Barrel shape, but not size, correlates with emission wavelength: red-shifted proteins have narrower, more elliptical barrels (ρ = –0.329 for minor axis, p = 1.9 × 10⁻¹⁷). Fluorescence quantum yield, by contrast, is not governed by barrel size: it tracks how rigidly the barrel holds the chromophore (chromophore-to-barrel B-factor ratio, ρ = –0.49 per unique FP), together with the chromophore’s ground-state planarity (ρ = –0.42) as an independent signal of comparable strength; the planarity term is concentrated in red fluorescent proteins and is examined in detail in a companion study. Principal correlations survive Benjamini–Hochberg correction and partial correlation controlling for resolution. The barrel is not a passive scaffold: it constrains chromophore rigidity and thereby shapes photophysical output. The pipeline was developed with Claude (Anthropic) via Claude Code.</w:t>
       </w:r>
     </w:p>
     <w:p/>
@@ -183,7 +183,7 @@
           <w:rFonts w:ascii="Times New Roman" w:hAnsi="Times New Roman"/>
           <w:sz w:val="24"/>
         </w:rPr>
-        <w:t>The three-dimensional structure of GFP, resolved by X-ray crystallography in 1996, revealed a distinctive 11-stranded beta-barrel fold approximately 42 Å in length and 24 Å in diameter.⁸ˉ⁹ This barrel encases a central alpha-helix, with the chromophore, formed by autocatalytic post-translational cyclization of residues Ser65–Tyr66–Gly67, is positioned at the geometric center and shielded from solvent.¹⁰ˉ¹¹ The rigid encapsulation minimizes non-radiative decay, enabling high quantum yields. The same 11-stranded topology is conserved across all known fluorescent protein families, including GFP-derived variants and fluorescent proteins from anthozoan organisms such as DsRed, despite sequence identities as low as 25%.¹²ˉ¹³</w:t>
+        <w:t>The three-dimensional structure of GFP, resolved by X-ray crystallography in 1996, revealed a distinctive 11-stranded beta-barrel fold approximately 42 Å in length and 24 Å in diameter.⁸ˉ⁹ This barrel encases a central alpha-helix, with the chromophore, formed by autocatalytic post-translational cyclization of residues Ser65–Tyr66–Gly67, is positioned at the geometric center and shielded from solvent.¹⁰ˉ¹¹ The rigid encapsulation minimizes non-radiative decay, enabling high fluorescence quantum yields (the fraction of absorbed photons re-emitted as fluorescence; hereafter quantum yield for brevity). The same 11-stranded topology is conserved across all known fluorescent protein families, including GFP-derived variants and fluorescent proteins from anthozoan organisms such as DsRed, despite sequence identities as low as 25%.¹²ˉ¹³</w:t>
       </w:r>
     </w:p>
     <w:p>
@@ -242,7 +242,7 @@
           <w:rFonts w:ascii="Times New Roman" w:hAnsi="Times New Roman"/>
           <w:sz w:val="24"/>
         </w:rPr>
-        <w:t>Here, we report a systematic analysis of beta-barrel cross-sectional geometry across 908 fluorescent protein crystal structures from the RCSB Protein Data Bank. For each structure, the barrel axis was determined by PCA of backbone Cα coordinates, the structure was rotated to align this axis with the z-axis, and a perpendicular cross-sectional slice was extracted at the chromophore level. Convex hull analysis yielded area, eccentricity, circularity, and axis lengths for each barrel. Chromophore τ and φ dihedral angles were extracted and incorporated into the analysis. These measurements were integrated with spectral data from FPbase,³⁴ crystallographic B-factors, and chromophore–barrel contact counts. The results show that emission wavelength varies with barrel shape, that quantum yield depends not on barrel size but on how rigidly the barrel holds the chromophore (chromophore-to-barrel B-factor ratio, ρ = –0.49 per unique FP) and on the chromophore’s ground-state planarity (ρ = –0.42, an independent signal developed in a companion study), and that barrel eccentricity correlates with chromophore dihedral twist.</w:t>
+        <w:t>Here, we report a systematic analysis of beta-barrel cross-sectional geometry across 908 fluorescent protein crystal structures from the RCSB Protein Data Bank. For each structure, the barrel axis was determined by principal component analysis (PCA) of backbone Cα coordinates, the structure was rotated to align this axis with the z-axis, and a perpendicular cross-sectional slice was extracted at the chromophore level. Convex hull analysis yielded area, eccentricity, circularity, and axis lengths for each barrel. Chromophore τ and φ dihedral angles were extracted and incorporated into the analysis. These measurements were integrated with spectral data from FPbase,³⁴ crystallographic B-factors, and chromophore–barrel contact counts. The results show that emission wavelength varies with barrel shape, that quantum yield depends not on barrel size but on how rigidly the barrel holds the chromophore (chromophore-to-barrel B-factor ratio, ρ = –0.49 per unique FP) and on the chromophore’s ground-state planarity (ρ = –0.42, an independent signal developed in a companion study), and that barrel eccentricity correlates with chromophore dihedral twist.</w:t>
       </w:r>
     </w:p>
     <w:p>
@@ -709,7 +709,7 @@
           <w:rFonts w:ascii="Times New Roman" w:hAnsi="Times New Roman"/>
           <w:sz w:val="20"/>
         </w:rPr>
-        <w:t>Figure 1. Continuous relationships between barrel geometry and emission wavelength in the canonical cohort (n = 633 structures with FPbase em_max). Each point is one structure, colored by emission class. (A) Minor axis (ρ = –0.329). (B) Eccentricity (ρ = +0.320). (C) Circularity (ρ = –0.258). (D) Major axis (ρ = +0.176). Dashed lines are least-squares fits, included as visual guides; Spearman ρ and p-values are reported in the panels. Red-shifted variants populate the narrower, more elliptical tail of each distribution. The same data summarized by emission color class are shown as bar charts in Figure S1.</w:t>
+        <w:t>Figure 1. Continuous relationships between barrel geometry and emission wavelength in the canonical cohort (n = 633 structures with FPbase em_max). Each point is one structure, colored by emission class. (A) Minor axis (ρ = –0.329). (B) Eccentricity (ρ = +0.320). (C) Circularity (ρ = –0.258). (D) Major axis (ρ = +0.176). The relationships are monotonic but modest and display substantial scatter at the single-structure level; the reported Spearman ρ (rank correlation) and its p-value, not the visual spread, quantify each association, and the dashed lines are linear least-squares fits included only as guides to the eye (the trends are not assumed to be linear). The associations strengthen when replicate crystals are collapsed to one point per protein (Tables S2, S7). Red-shifted variants populate the narrower, more elliptical tail of each distribution. The same data summarized by emission color class are shown as bar charts in Figure S1.</w:t>
       </w:r>
     </w:p>
     <w:p/>
@@ -855,7 +855,7 @@
           <w:rFonts w:ascii="Times New Roman" w:hAnsi="Times New Roman"/>
           <w:sz w:val="24"/>
         </w:rPr>
-        <w:t>τ and φ dihedral angles were computed for 603 canonical-cohort structures (590 of which were classifiable as cis, trans, or twisted). Cis configurations predominated (441, 74.7%), with 111 trans (18.8%) and 38 twisted (6.4%). The τ angle correlated with eccentricity (ρ = –0.197, p = 1.1 × 10⁻⁶). Absolute twist magnitudes correlated with eccentricity (|τ|: ρ = +0.167; |φ|: ρ = +0.197) and B-factor ratio (|τ|: ρ = +0.158; |φ|: ρ = +0.155). The signed sum τ + φ was the strongest dihedral predictor of emission (ρ = –0.311, p = 1.0 × 10⁻¹²; Figure S7C). We note that τ + φ is used here as a descriptive algebraic sum of two static crystallographic dihedral angles, not in the mechanistic sense of the hula-twist photoisomerization pathway. To relate chromophore geometry to quantum yield we use the angular distance from the deposited (τ, φ) to the nearest planar reference, taking the minimum over the four planar settings (0°, 0°), (0°, 180°), (180°, 0°), and (180°, 180°). This folds the 180° phenol symmetry and the cis/trans degeneracy, so that a near-planar trans or ring-flipped chromophore is correctly scored as planar; an unfolded |τ| + |φ| sum instead misregisters such structures as maximally twisted (for example, near-planar mScarlet, φ ≈ 179°, which scores 180° rather than 2° from planar). Barrel cross-sectional metrics — area, minor axis, and eccentricity — are at best weak correlates of quantum yield (all |ρ| &lt; 0.16), confirming that within-class brightness is not set by barrel size; the quantum-yield-relevant structural signals lie instead in how the barrel restrains the chromophore. Collapsing replicate crystals to one entry per protein (n = 123 unique FPs with both metrics; Table S6), two such features carry independent signals: the chromophore-to-barrel B-factor ratio (ρ = –0.49, p &lt; 10⁻⁴) and the chromophore’s ground-state planarity (distance-from-planar vs QY, ρ = –0.42, p = 1 × 10⁻⁴); each survives adjustment for the other (partial ρ = –0.43 and –0.35). Neither is dominant, and both are modest, consistent with quantum yield being shaped by several structural routes — ground-state geometry, thermal damping, and local electrostatics — rather than a single geometric lever. The pooled, per-crystal correlation using the unfolded twist sum (ρ = –0.37) overstates this relationship: it is inflated by replicate crystals and by between-class structure and conflates the phenol-flip coordinate with genuine non-planarity. The within-class structure of the planarity–brightness association — its concentration in red FPs, which span a wide range of ground-state twist, versus green FPs, which cluster near planar with little spread — is characterized in detail in a companion analysis of chromophore torsional space.⁴² This extends the findings of Megley et al.²⁷ from a small set of structures to 603. Within this dataset, τ and φ are negatively correlated across all structures (ρ = –0.357, p &lt; 0.001; Figure S7A), forming two parallel bands in the τ–φ plane corresponding to cis and trans configurations. This anticorrelation primarily reflects the bimodal distribution of configurational states: cis structures (τ ≈ 0°) and trans structures (τ ≈ ±180°) each occupy distinct, non-overlapping regions of the τ–φ plane, such that the negative population-level correlation is a geometric consequence of the discrete classification rather than evidence for dynamic coupling between the two bonds in individual structures. Nevertheless, the relative positioning of τ and φ within each class may influence effective conjugation length. Twisted chromophores reside in more eccentric barrels with narrower minor axes. These observations are consistent with a model in which extended conjugation is associated with an asymmetric barrel that provides less symmetric constraint on torsional freedom, potentially allowing greater non-planar distortion and increased non-radiative decay. Trans-configured chromophores had higher eccentricity than cis (0.44 vs 0.40, p &lt; 0.001), lower circularity (0.918 vs 0.923, p = 0.019), and narrower minor axes (29.2 vs 29.6 Å, p = 0.003; Figure S2). The full dihedral analysis is shown in Figure S7.</w:t>
+        <w:t>τ and φ dihedral angles were computed for 603 canonical-cohort structures (590 of which were classifiable as cis, trans, or twisted). Cis configurations predominated (441, 74.7%), with 111 trans (18.8%) and 38 twisted (6.4%). The τ angle correlated with eccentricity (ρ = –0.197, p = 1.1 × 10⁻⁶). Absolute twist magnitudes correlated with eccentricity (|τ|: ρ = +0.167; |φ|: ρ = +0.197) and B-factor ratio (|τ|: ρ = +0.158; |φ|: ρ = +0.155). The signed sum τ + φ was the strongest dihedral predictor of emission (ρ = –0.311, p = 1.0 × 10⁻¹²; Figure S7C). We note that τ + φ is used here as a descriptive algebraic sum of two static crystallographic dihedral angles, not in the mechanistic sense of the hula-twist photoisomerization pathway. To relate chromophore geometry to quantum yield we use the angular distance from the deposited (τ, φ) to the nearest planar reference, taking the minimum over the four planar settings (0°, 0°), (0°, 180°), (180°, 0°), and (180°, 180°). This folds the 180° phenol symmetry and the cis/trans degeneracy, so that a near-planar trans or ring-flipped chromophore is correctly scored as planar; an unfolded |τ| + |φ| sum instead misregisters such structures as maximally twisted (for example, near-planar mScarlet, φ ≈ 179°, which scores 180° rather than 2° from planar). Barrel cross-sectional metrics — area, minor axis, and eccentricity — are at best weak correlates of quantum yield (all |ρ| &lt; 0.16), confirming that within-class brightness is not set by barrel size; the quantum-yield-relevant structural signals lie instead in how the barrel restrains the chromophore. Collapsing replicate crystals to one entry per protein (n = 123 unique FPs with both metrics; Table S6), two such features carry independent signals: the chromophore-to-barrel B-factor ratio (ρ = –0.49, p &lt; 10⁻⁴) and the chromophore’s ground-state planarity (distance-from-planar vs QY, ρ = –0.42, p = 1 × 10⁻⁴); each survives adjustment for the other (partial ρ = –0.43 and –0.35). Neither is dominant, and both are modest, consistent with quantum yield being shaped by several structural routes — ground-state geometry, thermal damping, and local electrostatics — rather than a single geometric lever. The pooled, per-crystal correlation using the unfolded twist sum (ρ = –0.37) overstates this relationship: it is inflated by replicate crystals and by between-class structure and conflates the phenol-flip coordinate with genuine non-planarity. The within-class structure of the planarity–brightness association — its concentration in red FPs, which span a wide range of ground-state twist, versus green FPs, which cluster near planar with little spread — is characterized in detail in a companion analysis of chromophore torsional space.⁴² These two structural routes are consistent with recent excited-state studies: in red FPs a pre-twisted ground-state chromophore brings the S₁/S₀ conical intersection to or below the Franck–Condon energy, making non-radiative decay nearly barrierless,⁴³ while chromophore rigidity — not planarity alone — can be the decisive factor in engineered variants,⁴⁴ paralleling the independent B-factor-ratio signal reported here. This extends the findings of Megley et al.²⁷ from a small set of structures to 603. Within this dataset, τ and φ are negatively correlated across all structures (ρ = –0.357, p &lt; 0.001; Figure S7A), forming two parallel bands in the τ–φ plane corresponding to cis and trans configurations. This anticorrelation primarily reflects the bimodal distribution of configurational states: cis structures (τ ≈ 0°) and trans structures (τ ≈ ±180°) each occupy distinct, non-overlapping regions of the τ–φ plane, such that the negative population-level correlation is a geometric consequence of the discrete classification rather than evidence for dynamic coupling between the two bonds in individual structures. Nevertheless, the relative positioning of τ and φ within each class may influence effective conjugation length. Twisted chromophores reside in more eccentric barrels with narrower minor axes. These observations are consistent with a model in which extended conjugation is associated with an asymmetric barrel that provides less symmetric constraint on torsional freedom, potentially allowing greater non-planar distortion and increased non-radiative decay. Trans-configured chromophores had higher eccentricity than cis (0.44 vs 0.40, p &lt; 0.001), lower circularity (0.918 vs 0.923, p = 0.019), and narrower minor axes (29.2 vs 29.6 Å, p = 0.003; Figure S2). The full dihedral analysis is shown in Figure S7.</w:t>
       </w:r>
     </w:p>
     <w:p>
@@ -966,7 +966,7 @@
           <w:rFonts w:ascii="Times New Roman" w:hAnsi="Times New Roman"/>
           <w:sz w:val="24"/>
         </w:rPr>
-        <w:t>A Random Forest model (500 trees, bootstrap aggregation) predicting quantum yield achieved out-of-bag R² = 0.18, with the chromophore-to-barrel B-factor ratio the dominant feature (permutation importance 0.53) and chromophore ground-state planarity second (0.41); barrel cross-sectional metrics ranked well below both. The model’s modest performance indicates that how the barrel holds the chromophore constrains, but does not fully determine, quantum yield.</w:t>
+        <w:t>A Random Forest model (500 trees, bootstrap aggregation) predicting quantum yield achieved out-of-bag R² = 0.18, with the chromophore-to-barrel B-factor ratio the dominant feature (permutation importance 0.53) and chromophore ground-state planarity second (0.41); barrel cross-sectional metrics ranked well below both. The modest R² values of both the linear (0.18) and Random Forest (0.18) models are expected and informative rather than a deficiency: quantum yield is set at the electronic-structure level — by excited-state potential-energy-surface topology, conical-intersection accessibility,⁴³ chromophore protonation and intramolecular charge transfer, local electrostatic fields, and dark-state-mediated pathways — none of which is encoded in a static ground-state crystal geometry. A structure-only predictor therefore has a natural ceiling; the companion study, adding hydrogen-bond and electrostatic descriptors, reaches only a leave-one-protein-out rank correlation of ≈ 0.44,⁴² and rigidity itself can outweigh geometry in individual variants.⁴⁴ Our models are best read as identifying which static structural features carry reproducible quantum-yield signal (chromophore-to-barrel rigidity and ground-state planarity), not as quantitative predictors of brightness.</w:t>
       </w:r>
     </w:p>
     <w:p>
@@ -1779,6 +1779,32 @@
           <w:sz w:val="20"/>
         </w:rPr>
         <w:t>(42) Zimmer, M. Ground-State Chromophore Geometry, Not Cage Size, Tracks Quantum Yield in Fluorescent Proteins. Biophys. J. 2026, submitted. [companion paper; this work is cited therein]</w:t>
+      </w:r>
+    </w:p>
+    <w:p>
+      <w:pPr>
+        <w:spacing w:line="360" w:lineRule="auto"/>
+        <w:ind w:left="720" w:hanging="720"/>
+      </w:pPr>
+      <w:r>
+        <w:rPr>
+          <w:rFonts w:ascii="Times New Roman" w:hAnsi="Times New Roman"/>
+          <w:sz w:val="20"/>
+        </w:rPr>
+        <w:t>(43) Pieri, E.; Walker, A. R.; Zhu, M.; Martínez, T. J. Conical Intersection Accessibility Dictates Brightness in Red Fluorescent Proteins. J. Am. Chem. Soc. 2024, 146, 17646–17658.</w:t>
+      </w:r>
+    </w:p>
+    <w:p>
+      <w:pPr>
+        <w:spacing w:line="360" w:lineRule="auto"/>
+        <w:ind w:left="720" w:hanging="720"/>
+      </w:pPr>
+      <w:r>
+        <w:rPr>
+          <w:rFonts w:ascii="Times New Roman" w:hAnsi="Times New Roman"/>
+          <w:sz w:val="20"/>
+        </w:rPr>
+        <w:t>(44) Chen, C.; Pathiranage, V.; Ong, W. S. Y.; Dodani, S. C.; Walker, A. R.; Fang, C. A Twisted Chromophore Powers a Turn-On Fluorescent Protein Chloride Sensor. Proc. Natl. Acad. Sci. U. S. A. 2025, 122, e2508094122.</w:t>
       </w:r>
     </w:p>
     <w:p>

--- a/GFP_JCIM_Manuscript.docx
+++ b/GFP_JCIM_Manuscript.docx
@@ -338,7 +338,67 @@
           <w:rFonts w:ascii="Times New Roman" w:hAnsi="Times New Roman"/>
           <w:sz w:val="24"/>
         </w:rPr>
-        <w:t>Chromophore dihedral angles were defined following Megley et al.:²⁷ τ = N₁–C₁–C₂–C₃ (PDB atoms N2–CA2–CB2–CG2), describing rotation about the imidazolinone–bridge bond, and φ = C₁–C₂–C₃–C₄ (atoms CA2–CB2–CG2–CD1), describing rotation about the bridge–phenol bond. Structures with |τ| &lt; 30° were classified as cis, |τ| &gt; 150° as trans, and the remainder as twisted. Absolute magnitudes |τ| and |φ| are used in correlation analyses as descriptive measures of out-of-plane chromophore distortion, irrespective of cis/trans configuration; the algebraic sum τ + φ is likewise treated as a descriptive composite of the two rotations and is not interpreted in the mechanistic sense of the hula-twist photoisomerization pathway. Valid angles were obtained for 690 structures (Table S1).</w:t>
+        <w:t xml:space="preserve">Chromophore dihedral angles were defined following Megley et al.:²⁷ τ = N₁–C₁–C₂–C₃ (PDB atoms N2–CA2–CB2–CG2), describing rotation about the imidazolinone–bridge bond, and φ = C₁–C₂–C₃–C₄ (atoms CA2–CB2–CG2–CD1), describing rotation about the bridge–phenol bond. Structures with |τ| &lt; 30° were classified as </w:t>
+      </w:r>
+      <w:r>
+        <w:rPr>
+          <w:rFonts w:ascii="Times New Roman" w:hAnsi="Times New Roman"/>
+          <w:i/>
+          <w:sz w:val="24"/>
+        </w:rPr>
+        <w:t>cis</w:t>
+      </w:r>
+      <w:r>
+        <w:rPr>
+          <w:rFonts w:ascii="Times New Roman" w:hAnsi="Times New Roman"/>
+          <w:sz w:val="24"/>
+        </w:rPr>
+        <w:t xml:space="preserve">, |τ| &gt; 150° as </w:t>
+      </w:r>
+      <w:r>
+        <w:rPr>
+          <w:rFonts w:ascii="Times New Roman" w:hAnsi="Times New Roman"/>
+          <w:i/>
+          <w:sz w:val="24"/>
+        </w:rPr>
+        <w:t>trans</w:t>
+      </w:r>
+      <w:r>
+        <w:rPr>
+          <w:rFonts w:ascii="Times New Roman" w:hAnsi="Times New Roman"/>
+          <w:sz w:val="24"/>
+        </w:rPr>
+        <w:t xml:space="preserve">, and the remainder as twisted. Absolute magnitudes |τ| and |φ| are used in correlation analyses as descriptive measures of out-of-plane chromophore distortion, irrespective of </w:t>
+      </w:r>
+      <w:r>
+        <w:rPr>
+          <w:rFonts w:ascii="Times New Roman" w:hAnsi="Times New Roman"/>
+          <w:i/>
+          <w:sz w:val="24"/>
+        </w:rPr>
+        <w:t>cis</w:t>
+      </w:r>
+      <w:r>
+        <w:rPr>
+          <w:rFonts w:ascii="Times New Roman" w:hAnsi="Times New Roman"/>
+          <w:sz w:val="24"/>
+        </w:rPr>
+        <w:t>/</w:t>
+      </w:r>
+      <w:r>
+        <w:rPr>
+          <w:rFonts w:ascii="Times New Roman" w:hAnsi="Times New Roman"/>
+          <w:i/>
+          <w:sz w:val="24"/>
+        </w:rPr>
+        <w:t>trans</w:t>
+      </w:r>
+      <w:r>
+        <w:rPr>
+          <w:rFonts w:ascii="Times New Roman" w:hAnsi="Times New Roman"/>
+          <w:sz w:val="24"/>
+        </w:rPr>
+        <w:t xml:space="preserve"> configuration; the algebraic sum τ + φ is likewise treated as a descriptive composite of the two rotations and is not interpreted in the mechanistic sense of the hula-twist photoisomerization pathway. Valid angles were obtained for 690 structures (Table S1).</w:t>
       </w:r>
     </w:p>
     <w:p>
@@ -482,7 +542,37 @@
           <w:rFonts w:ascii="Times New Roman" w:hAnsi="Times New Roman"/>
           <w:sz w:val="24"/>
         </w:rPr>
-        <w:t>Analyses were performed in Python 3.14 using SciPy³⁹ and scikit-learn.⁴⁰ Spearman rank correlations assessed monotonic relationships between continuous variables. Mann–Whitney U tests compared two groups; Kruskal–Wallis H tests compared multiple groups. All reported p-values were corrected for multiple testing using the Benjamini–Hochberg false discovery rate (FDR) procedure; the family comprised 63 pre-specified hypothesis tests covering all meaningful pairwise Spearman correlations among the six geometry metrics, four photophysical variables (em_max, lit_qy, stokes_shift, b_factor_ratio), and crystallographic resolution; eleven dihedral correlations involving τ, φ, |τ|, |φ|, the signed sum τ + φ, and ground-state planarity; plus the five Mann–Whitney chromophore-present vs absent tests, the three cis-vs-trans tests, and the three Kruskal–Wallis by color class tests. The complete list with raw and BH-corrected p-values is provided in Table S4; 45 of 63 tests survive the FDR threshold at q &lt; 0.05. Partial Spearman correlations controlling for crystallographic resolution were computed by the rank-residual method: all three variables were rank-transformed, the rank-transformed dependent and independent variables were each regressed on rank-transformed resolution by ordinary least squares, and the Pearson correlation of the residuals was reported (equivalent to the partial Spearman correlation).</w:t>
+        <w:t xml:space="preserve">Analyses were performed in Python 3.14 using SciPy³⁹ and scikit-learn.⁴⁰ Spearman rank correlations assessed monotonic relationships between continuous variables. Mann–Whitney U tests compared two groups; Kruskal–Wallis H tests compared multiple groups. All reported p-values were corrected for multiple testing using the Benjamini–Hochberg false discovery rate (FDR) procedure; the family comprised 63 pre-specified hypothesis tests covering all meaningful pairwise Spearman correlations among the six geometry metrics, four photophysical variables (em_max, lit_qy, stokes_shift, b_factor_ratio), and crystallographic resolution; eleven dihedral correlations involving τ, φ, |τ|, |φ|, the signed sum τ + φ, and ground-state planarity; plus the five Mann–Whitney chromophore-present vs absent tests, the three </w:t>
+      </w:r>
+      <w:r>
+        <w:rPr>
+          <w:rFonts w:ascii="Times New Roman" w:hAnsi="Times New Roman"/>
+          <w:i/>
+          <w:sz w:val="24"/>
+        </w:rPr>
+        <w:t>cis</w:t>
+      </w:r>
+      <w:r>
+        <w:rPr>
+          <w:rFonts w:ascii="Times New Roman" w:hAnsi="Times New Roman"/>
+          <w:sz w:val="24"/>
+        </w:rPr>
+        <w:t>-vs-</w:t>
+      </w:r>
+      <w:r>
+        <w:rPr>
+          <w:rFonts w:ascii="Times New Roman" w:hAnsi="Times New Roman"/>
+          <w:i/>
+          <w:sz w:val="24"/>
+        </w:rPr>
+        <w:t>trans</w:t>
+      </w:r>
+      <w:r>
+        <w:rPr>
+          <w:rFonts w:ascii="Times New Roman" w:hAnsi="Times New Roman"/>
+          <w:sz w:val="24"/>
+        </w:rPr>
+        <w:t xml:space="preserve"> tests, and the three Kruskal–Wallis by color class tests. The complete list with raw and BH-corrected p-values is provided in Table S4; 45 of 63 tests survive the FDR threshold at q &lt; 0.05. Partial Spearman correlations controlling for crystallographic resolution were computed by the rank-residual method: all three variables were rank-transformed, the rank-transformed dependent and independent variables were each regressed on rank-transformed resolution by ordinary least squares, and the Pearson correlation of the residuals was reported (equivalent to the partial Spearman correlation).</w:t>
       </w:r>
     </w:p>
     <w:p>
@@ -855,7 +945,202 @@
           <w:rFonts w:ascii="Times New Roman" w:hAnsi="Times New Roman"/>
           <w:sz w:val="24"/>
         </w:rPr>
-        <w:t>τ and φ dihedral angles were computed for 603 canonical-cohort structures (590 of which were classifiable as cis, trans, or twisted). Cis configurations predominated (441, 74.7%), with 111 trans (18.8%) and 38 twisted (6.4%). The τ angle correlated with eccentricity (ρ = –0.197, p = 1.1 × 10⁻⁶). Absolute twist magnitudes correlated with eccentricity (|τ|: ρ = +0.167; |φ|: ρ = +0.197) and B-factor ratio (|τ|: ρ = +0.158; |φ|: ρ = +0.155). The signed sum τ + φ was the strongest dihedral predictor of emission (ρ = –0.311, p = 1.0 × 10⁻¹²; Figure S7C). We note that τ + φ is used here as a descriptive algebraic sum of two static crystallographic dihedral angles, not in the mechanistic sense of the hula-twist photoisomerization pathway. To relate chromophore geometry to quantum yield we use the angular distance from the deposited (τ, φ) to the nearest planar reference, taking the minimum over the four planar settings (0°, 0°), (0°, 180°), (180°, 0°), and (180°, 180°). This folds the 180° phenol symmetry and the cis/trans degeneracy, so that a near-planar trans or ring-flipped chromophore is correctly scored as planar; an unfolded |τ| + |φ| sum instead misregisters such structures as maximally twisted (for example, near-planar mScarlet, φ ≈ 179°, which scores 180° rather than 2° from planar). Barrel cross-sectional metrics — area, minor axis, and eccentricity — are at best weak correlates of quantum yield (all |ρ| &lt; 0.16), confirming that within-class brightness is not set by barrel size; the quantum-yield-relevant structural signals lie instead in how the barrel restrains the chromophore. Collapsing replicate crystals to one entry per protein (n = 123 unique FPs with both metrics; Table S6), two such features carry independent signals: the chromophore-to-barrel B-factor ratio (ρ = –0.49, p &lt; 10⁻⁴) and the chromophore’s ground-state planarity (distance-from-planar vs QY, ρ = –0.42, p = 1 × 10⁻⁴); each survives adjustment for the other (partial ρ = –0.43 and –0.35). Neither is dominant, and both are modest, consistent with quantum yield being shaped by several structural routes — ground-state geometry, thermal damping, and local electrostatics — rather than a single geometric lever. The pooled, per-crystal correlation using the unfolded twist sum (ρ = –0.37) overstates this relationship: it is inflated by replicate crystals and by between-class structure and conflates the phenol-flip coordinate with genuine non-planarity. The within-class structure of the planarity–brightness association — its concentration in red FPs, which span a wide range of ground-state twist, versus green FPs, which cluster near planar with little spread — is characterized in detail in a companion analysis of chromophore torsional space.⁴² These two structural routes are consistent with recent excited-state studies: in red FPs a pre-twisted ground-state chromophore brings the S₁/S₀ conical intersection to or below the Franck–Condon energy, making non-radiative decay nearly barrierless,⁴³ while chromophore rigidity — not planarity alone — can be the decisive factor in engineered variants,⁴⁴ paralleling the independent B-factor-ratio signal reported here. This extends the findings of Megley et al.²⁷ from a small set of structures to 603. Within this dataset, τ and φ are negatively correlated across all structures (ρ = –0.357, p &lt; 0.001; Figure S7A), forming two parallel bands in the τ–φ plane corresponding to cis and trans configurations. This anticorrelation primarily reflects the bimodal distribution of configurational states: cis structures (τ ≈ 0°) and trans structures (τ ≈ ±180°) each occupy distinct, non-overlapping regions of the τ–φ plane, such that the negative population-level correlation is a geometric consequence of the discrete classification rather than evidence for dynamic coupling between the two bonds in individual structures. Nevertheless, the relative positioning of τ and φ within each class may influence effective conjugation length. Twisted chromophores reside in more eccentric barrels with narrower minor axes. These observations are consistent with a model in which extended conjugation is associated with an asymmetric barrel that provides less symmetric constraint on torsional freedom, potentially allowing greater non-planar distortion and increased non-radiative decay. Trans-configured chromophores had higher eccentricity than cis (0.44 vs 0.40, p &lt; 0.001), lower circularity (0.918 vs 0.923, p = 0.019), and narrower minor axes (29.2 vs 29.6 Å, p = 0.003; Figure S2). The full dihedral analysis is shown in Figure S7.</w:t>
+        <w:t xml:space="preserve">τ and φ dihedral angles were computed for 603 canonical-cohort structures (590 of which were classifiable as </w:t>
+      </w:r>
+      <w:r>
+        <w:rPr>
+          <w:rFonts w:ascii="Times New Roman" w:hAnsi="Times New Roman"/>
+          <w:i/>
+          <w:sz w:val="24"/>
+        </w:rPr>
+        <w:t>cis</w:t>
+      </w:r>
+      <w:r>
+        <w:rPr>
+          <w:rFonts w:ascii="Times New Roman" w:hAnsi="Times New Roman"/>
+          <w:sz w:val="24"/>
+        </w:rPr>
+        <w:t xml:space="preserve">, </w:t>
+      </w:r>
+      <w:r>
+        <w:rPr>
+          <w:rFonts w:ascii="Times New Roman" w:hAnsi="Times New Roman"/>
+          <w:i/>
+          <w:sz w:val="24"/>
+        </w:rPr>
+        <w:t>trans</w:t>
+      </w:r>
+      <w:r>
+        <w:rPr>
+          <w:rFonts w:ascii="Times New Roman" w:hAnsi="Times New Roman"/>
+          <w:sz w:val="24"/>
+        </w:rPr>
+        <w:t xml:space="preserve">, or twisted). </w:t>
+      </w:r>
+      <w:r>
+        <w:rPr>
+          <w:rFonts w:ascii="Times New Roman" w:hAnsi="Times New Roman"/>
+          <w:i/>
+          <w:sz w:val="24"/>
+        </w:rPr>
+        <w:t>Cis</w:t>
+      </w:r>
+      <w:r>
+        <w:rPr>
+          <w:rFonts w:ascii="Times New Roman" w:hAnsi="Times New Roman"/>
+          <w:sz w:val="24"/>
+        </w:rPr>
+        <w:t xml:space="preserve"> configurations predominated (441, 74.7%), with 111 </w:t>
+      </w:r>
+      <w:r>
+        <w:rPr>
+          <w:rFonts w:ascii="Times New Roman" w:hAnsi="Times New Roman"/>
+          <w:i/>
+          <w:sz w:val="24"/>
+        </w:rPr>
+        <w:t>trans</w:t>
+      </w:r>
+      <w:r>
+        <w:rPr>
+          <w:rFonts w:ascii="Times New Roman" w:hAnsi="Times New Roman"/>
+          <w:sz w:val="24"/>
+        </w:rPr>
+        <w:t xml:space="preserve"> (18.8%) and 38 twisted (6.4%). The τ angle correlated with eccentricity (ρ = –0.197, p = 1.1 × 10⁻⁶). Absolute twist magnitudes correlated with eccentricity (|τ|: ρ = +0.167; |φ|: ρ = +0.197) and B-factor ratio (|τ|: ρ = +0.158; |φ|: ρ = +0.155). The signed sum τ + φ was the strongest dihedral predictor of emission (ρ = –0.311, p = 1.0 × 10⁻¹²; Figure S7C). We note that τ + φ is used here as a descriptive algebraic sum of two static crystallographic dihedral angles, not in the mechanistic sense of the hula-twist photoisomerization pathway. To relate chromophore geometry to quantum yield we use the angular distance from the deposited (τ, φ) to the nearest planar reference, taking the minimum over the four planar settings (0°, 0°), (0°, 180°), (180°, 0°), and (180°, 180°). This folds the 180° phenol symmetry and the </w:t>
+      </w:r>
+      <w:r>
+        <w:rPr>
+          <w:rFonts w:ascii="Times New Roman" w:hAnsi="Times New Roman"/>
+          <w:i/>
+          <w:sz w:val="24"/>
+        </w:rPr>
+        <w:t>cis</w:t>
+      </w:r>
+      <w:r>
+        <w:rPr>
+          <w:rFonts w:ascii="Times New Roman" w:hAnsi="Times New Roman"/>
+          <w:sz w:val="24"/>
+        </w:rPr>
+        <w:t>/</w:t>
+      </w:r>
+      <w:r>
+        <w:rPr>
+          <w:rFonts w:ascii="Times New Roman" w:hAnsi="Times New Roman"/>
+          <w:i/>
+          <w:sz w:val="24"/>
+        </w:rPr>
+        <w:t>trans</w:t>
+      </w:r>
+      <w:r>
+        <w:rPr>
+          <w:rFonts w:ascii="Times New Roman" w:hAnsi="Times New Roman"/>
+          <w:sz w:val="24"/>
+        </w:rPr>
+        <w:t xml:space="preserve"> degeneracy, so that a near-planar </w:t>
+      </w:r>
+      <w:r>
+        <w:rPr>
+          <w:rFonts w:ascii="Times New Roman" w:hAnsi="Times New Roman"/>
+          <w:i/>
+          <w:sz w:val="24"/>
+        </w:rPr>
+        <w:t>trans</w:t>
+      </w:r>
+      <w:r>
+        <w:rPr>
+          <w:rFonts w:ascii="Times New Roman" w:hAnsi="Times New Roman"/>
+          <w:sz w:val="24"/>
+        </w:rPr>
+        <w:t xml:space="preserve"> or ring-flipped chromophore is correctly scored as planar; an unfolded |τ| + |φ| sum instead misregisters such structures as maximally twisted (for example, near-planar mScarlet, φ ≈ 179°, which scores 180° rather than 2° from planar). Barrel cross-sectional metrics — area, minor axis, and eccentricity — are at best weak correlates of quantum yield (all |ρ| &lt; 0.16), confirming that within-class brightness is not set by barrel size; the quantum-yield-relevant structural signals lie instead in how the barrel restrains the chromophore. Collapsing replicate crystals to one entry per protein (n = 123 unique FPs with both metrics; Table S6), two such features carry independent signals: the chromophore-to-barrel B-factor ratio (ρ = –0.49, p &lt; 10⁻⁴) and the chromophore’s ground-state planarity (distance-from-planar vs QY, ρ = –0.42, p = 1 × 10⁻⁴); each survives adjustment for the other (partial ρ = –0.43 and –0.35). Neither is dominant, and both are modest, consistent with quantum yield being shaped by several structural routes — ground-state geometry, thermal damping, and local electrostatics — rather than a single geometric lever. The pooled, per-crystal correlation using the unfolded twist sum (ρ = –0.37) overstates this relationship: it is inflated by replicate crystals and by between-class structure and conflates the phenol-flip coordinate with genuine non-planarity. The within-class structure of the planarity–brightness association — its concentration in red FPs, which span a wide range of ground-state twist, versus green FPs, which cluster near planar with little spread — is characterized in detail in a companion analysis of chromophore torsional space.⁴² These two structural routes are consistent with recent excited-state studies: in red FPs a pre-twisted ground-state chromophore brings the S₁/S₀ conical intersection to or below the Franck–Condon energy, making non-radiative decay nearly barrierless,⁴³ while chromophore rigidity — not planarity alone — can be the decisive factor in engineered variants,⁴⁴ paralleling the independent B-factor-ratio signal reported here. This extends the findings of Megley et al.²⁷ from a small set of structures to 603. Within this dataset, τ and φ are negatively correlated across all structures (ρ = –0.357, p &lt; 0.001; Figure S7A), forming two parallel bands in the τ–φ plane corresponding to </w:t>
+      </w:r>
+      <w:r>
+        <w:rPr>
+          <w:rFonts w:ascii="Times New Roman" w:hAnsi="Times New Roman"/>
+          <w:i/>
+          <w:sz w:val="24"/>
+        </w:rPr>
+        <w:t>cis</w:t>
+      </w:r>
+      <w:r>
+        <w:rPr>
+          <w:rFonts w:ascii="Times New Roman" w:hAnsi="Times New Roman"/>
+          <w:sz w:val="24"/>
+        </w:rPr>
+        <w:t xml:space="preserve"> and </w:t>
+      </w:r>
+      <w:r>
+        <w:rPr>
+          <w:rFonts w:ascii="Times New Roman" w:hAnsi="Times New Roman"/>
+          <w:i/>
+          <w:sz w:val="24"/>
+        </w:rPr>
+        <w:t>trans</w:t>
+      </w:r>
+      <w:r>
+        <w:rPr>
+          <w:rFonts w:ascii="Times New Roman" w:hAnsi="Times New Roman"/>
+          <w:sz w:val="24"/>
+        </w:rPr>
+        <w:t xml:space="preserve"> configurations. This anticorrelation primarily reflects the bimodal distribution of configurational states: </w:t>
+      </w:r>
+      <w:r>
+        <w:rPr>
+          <w:rFonts w:ascii="Times New Roman" w:hAnsi="Times New Roman"/>
+          <w:i/>
+          <w:sz w:val="24"/>
+        </w:rPr>
+        <w:t>cis</w:t>
+      </w:r>
+      <w:r>
+        <w:rPr>
+          <w:rFonts w:ascii="Times New Roman" w:hAnsi="Times New Roman"/>
+          <w:sz w:val="24"/>
+        </w:rPr>
+        <w:t xml:space="preserve"> structures (τ ≈ 0°) and </w:t>
+      </w:r>
+      <w:r>
+        <w:rPr>
+          <w:rFonts w:ascii="Times New Roman" w:hAnsi="Times New Roman"/>
+          <w:i/>
+          <w:sz w:val="24"/>
+        </w:rPr>
+        <w:t>trans</w:t>
+      </w:r>
+      <w:r>
+        <w:rPr>
+          <w:rFonts w:ascii="Times New Roman" w:hAnsi="Times New Roman"/>
+          <w:sz w:val="24"/>
+        </w:rPr>
+        <w:t xml:space="preserve"> structures (τ ≈ ±180°) each occupy distinct, non-overlapping regions of the τ–φ plane, such that the negative population-level correlation is a geometric consequence of the discrete classification rather than evidence for dynamic coupling between the two bonds in individual structures. Nevertheless, the relative positioning of τ and φ within each class may influence effective conjugation length. Twisted chromophores reside in more eccentric barrels with narrower minor axes. These observations are consistent with a model in which extended conjugation is associated with an asymmetric barrel that provides less symmetric constraint on torsional freedom, potentially allowing greater non-planar distortion and increased non-radiative decay. </w:t>
+      </w:r>
+      <w:r>
+        <w:rPr>
+          <w:rFonts w:ascii="Times New Roman" w:hAnsi="Times New Roman"/>
+          <w:i/>
+          <w:sz w:val="24"/>
+        </w:rPr>
+        <w:t>Trans</w:t>
+      </w:r>
+      <w:r>
+        <w:rPr>
+          <w:rFonts w:ascii="Times New Roman" w:hAnsi="Times New Roman"/>
+          <w:sz w:val="24"/>
+        </w:rPr>
+        <w:t xml:space="preserve">-configured chromophores had higher eccentricity than </w:t>
+      </w:r>
+      <w:r>
+        <w:rPr>
+          <w:rFonts w:ascii="Times New Roman" w:hAnsi="Times New Roman"/>
+          <w:i/>
+          <w:sz w:val="24"/>
+        </w:rPr>
+        <w:t>cis</w:t>
+      </w:r>
+      <w:r>
+        <w:rPr>
+          <w:rFonts w:ascii="Times New Roman" w:hAnsi="Times New Roman"/>
+          <w:sz w:val="24"/>
+        </w:rPr>
+        <w:t xml:space="preserve"> (0.44 vs 0.40, p &lt; 0.001), lower circularity (0.918 vs 0.923, p = 0.019), and narrower minor axes (29.2 vs 29.6 Å, p = 0.003; Figure S2). The full dihedral analysis is shown in Figure S7.</w:t>
       </w:r>
     </w:p>
     <w:p>
@@ -2107,7 +2392,37 @@
           <w:rFonts w:ascii="Times New Roman" w:hAnsi="Times New Roman"/>
           <w:sz w:val="20"/>
         </w:rPr>
-        <w:t>S2. Barrel geometry by chromophore configuration (cis, trans, and twisted).</w:t>
+        <w:t>S2. Barrel geometry by chromophore configuration (</w:t>
+      </w:r>
+      <w:r>
+        <w:rPr>
+          <w:rFonts w:ascii="Times New Roman" w:hAnsi="Times New Roman"/>
+          <w:i/>
+          <w:sz w:val="20"/>
+        </w:rPr>
+        <w:t>cis</w:t>
+      </w:r>
+      <w:r>
+        <w:rPr>
+          <w:rFonts w:ascii="Times New Roman" w:hAnsi="Times New Roman"/>
+          <w:sz w:val="20"/>
+        </w:rPr>
+        <w:t xml:space="preserve">, </w:t>
+      </w:r>
+      <w:r>
+        <w:rPr>
+          <w:rFonts w:ascii="Times New Roman" w:hAnsi="Times New Roman"/>
+          <w:i/>
+          <w:sz w:val="20"/>
+        </w:rPr>
+        <w:t>trans</w:t>
+      </w:r>
+      <w:r>
+        <w:rPr>
+          <w:rFonts w:ascii="Times New Roman" w:hAnsi="Times New Roman"/>
+          <w:sz w:val="20"/>
+        </w:rPr>
+        <w:t>, and twisted).</w:t>
       </w:r>
     </w:p>
     <w:p/>

--- a/GFP_JCIM_Manuscript.docx
+++ b/GFP_JCIM_Manuscript.docx
@@ -740,7 +740,7 @@
           <w:rFonts w:ascii="Times New Roman" w:hAnsi="Times New Roman"/>
           <w:sz w:val="24"/>
         </w:rPr>
-        <w:t>Barrel geometry varied with emission color class. Eccentricity (Kruskal–Wallis H = 113.2, p = 8.6 × 10⁻²³), minor axis (H = 108.9, p = 7.0 × 10⁻²²), and circularity (H = 103.0, p = 1.2 × 10⁻²⁰) all differed across groups. Red fluorescent proteins had the most elliptical barrels and narrowest minor axes; green had the most circular. Emission wavelength correlated with eccentricity (ρ = +0.320, p = 1.4 × 10⁻¹⁶), minor axis (ρ = –0.329, p = 1.9 × 10⁻¹⁷), and circularity (ρ = –0.258, p = 4.5 × 10⁻¹¹). Emission was weakly correlated with the major axis (ρ = +0.176, p = 8.3 × 10⁻⁶) and uncorrelated with barrel length (ρ = –0.028, p = 0.47). All reported p-values were corrected for multiple testing using the Benjamini–Hochberg procedure (q &lt; 0.05); the key correlations remain significant after correction. These associations also strengthen after collapse to one highest-resolution structure per unique FPbase protein (n = 69 unique proteins): minor axis ρ = –0.54, p = 1.9 × 10⁻⁶; eccentricity ρ = +0.50, p = 1.5 × 10⁻⁵; circularity ρ = –0.47, p = 4.3 × 10⁻⁵ (Table S2), ruling out pseudoreplication of related variants as a driver. The correlations of emission with eccentricity, minor axis, and circularity also survive partial correlation analysis controlling for resolution. The major axis and barrel length are uninformative. These data are consistent with a red-shift associated with narrowing of the barrel in one dimension, rather than a general contraction. In DsRed-type red chromophores, an additional oxidation step extends the π-conjugated system by forming an acylimine group at the peptide bond N-terminal to the chromophore-forming tripeptide.¹⁶ The resulting larger chromophore occupies a different steric volume within the barrel pocket, which may contribute to the observed asymmetric narrowing; however, the causal direction of this relationship cannot be established from static crystal structures alone.</w:t>
+        <w:t>Barrel geometry varied with emission color class (Figure S1). Eccentricity (Kruskal–Wallis H = 113.2, p = 8.6 × 10⁻²³), minor axis (H = 108.9, p = 7.0 × 10⁻²²), and circularity (H = 103.0, p = 1.2 × 10⁻²⁰) all differed across groups. Red fluorescent proteins had the most elliptical barrels and narrowest minor axes; green had the most circular. At the single-structure level (Figure 1), emission wavelength correlated with eccentricity (Figure 1B; ρ = +0.320, p = 1.4 × 10⁻¹⁶), minor axis (Figure 1A; ρ = –0.329, p = 1.9 × 10⁻¹⁷), and circularity (Figure 1C; ρ = –0.258, p = 4.5 × 10⁻¹¹). Emission was weakly correlated with the major axis (Figure 1D; ρ = +0.176, p = 8.3 × 10⁻⁶) and uncorrelated with barrel length (ρ = –0.028, p = 0.47). All reported p-values were corrected for multiple testing using the Benjamini–Hochberg procedure (q &lt; 0.05); the key correlations remain significant after correction. These associations also strengthen after collapse to one highest-resolution structure per unique FPbase protein (n = 69 unique proteins): minor axis ρ = –0.54, p = 1.9 × 10⁻⁶; eccentricity ρ = +0.50, p = 1.5 × 10⁻⁵; circularity ρ = –0.47, p = 4.3 × 10⁻⁵ (Table S2), ruling out pseudoreplication of related variants as a driver. The correlations of emission with eccentricity, minor axis, and circularity also survive partial correlation analysis controlling for resolution. The major axis and barrel length are uninformative. These data are consistent with a red-shift associated with narrowing of the barrel in one dimension, rather than a general contraction. In DsRed-type red chromophores, an additional oxidation step extends the π-conjugated system by forming an acylimine group at the peptide bond N-terminal to the chromophore-forming tripeptide.¹⁶ The resulting larger chromophore occupies a different steric volume within the barrel pocket, which may contribute to the observed asymmetric narrowing; however, the causal direction of this relationship cannot be established from static crystal structures alone.</w:t>
       </w:r>
     </w:p>
     <w:p>
@@ -824,7 +824,7 @@
           <w:rFonts w:ascii="Times New Roman" w:hAnsi="Times New Roman"/>
           <w:sz w:val="24"/>
         </w:rPr>
-        <w:t>The B-factor ratio (chromophore/barrel) was computed for 739 structures in the canonical cohort. The mean ratio was 0.81 ± 0.22; in 86.3% of structures the chromophore was more rigid than the barrel (ratio &lt; 1). The B-factor ratio was a significant predictor of quantum yield at the cohort level (ρ = –0.309, p = 2.7 × 10⁻⁸, n = 310), surviving partial correlation controlling for resolution (partial ρ = –0.282). Collapsed to one entry per protein, it remains a strong and independent QY correlate (ρ = –0.49, n = 123; Table S6), comparable to chromophore ground-state planarity (see Chromophore Dihedral Geometry, below); the two capture distinct structural routes to brightness and are not an artifact of replicate structures. The ratio varied by color class: blue 0.66 ± 0.19, cyan 0.70 ± 0.15, green 0.76 ± 0.17, yellow 0.79 ± 0.16, orange 0.88 ± 0.22, red 1.02 ± 0.24. In red fluorescent proteins, the chromophore is on average no more rigid than the barrel.</w:t>
+        <w:t>The B-factor ratio (chromophore/barrel) was computed for 739 structures in the canonical cohort. The mean ratio was 0.81 ± 0.22; in 86.3% of structures the chromophore was more rigid than the barrel (ratio &lt; 1). The B-factor ratio was a significant predictor of quantum yield at the cohort level (Figure 2A; ρ = –0.309, p = 2.7 × 10⁻⁸, n = 310), surviving partial correlation controlling for resolution (partial ρ = –0.282). Collapsed to one entry per protein, it remains a strong and independent QY correlate (ρ = –0.49, n = 123; Table S6), comparable to chromophore ground-state planarity (see Chromophore Dihedral Geometry, below); the two capture distinct structural routes to brightness and are not an artifact of replicate structures. The ratio varied by color class (Figure 2C): blue 0.66 ± 0.19, cyan 0.70 ± 0.15, green 0.76 ± 0.17, yellow 0.79 ± 0.16, orange 0.88 ± 0.22, red 1.02 ± 0.24. In red fluorescent proteins, the chromophore is on average no more rigid than the barrel.</w:t>
       </w:r>
     </w:p>
     <w:p>
@@ -837,7 +837,7 @@
           <w:rFonts w:ascii="Times New Roman" w:hAnsi="Times New Roman"/>
           <w:sz w:val="24"/>
         </w:rPr>
-        <w:t>The correlation between B-factor ratio and quantum yield is not simply a proxy for emission wavelength. Although emission correlates with the B-factor ratio (ρ = +0.423), the B-factor ratio carries information about quantum yield beyond emission wavelength alone. The physical interpretation is direct: quantum yield depends on the competition between radiative and non-radiative decay. Non-radiative decay requires conformational motion, particularly rotation about the methine bridge. A chromophore that is rigid relative to its barrel has fewer accessible conformational states and therefore fewer decay pathways. This interpretation is consistent with the engineering examples discussed in the Implications section below. The extended conjugation that produces red emission introduces torsional degrees of freedom that the barrel does not fully constrain, explaining the mean B-factor ratio of 1.02 ± 0.24 for red variants compared to 0.70 ± 0.15 for cyan.</w:t>
+        <w:t>The correlation between B-factor ratio and quantum yield is not simply a proxy for emission wavelength. Although emission correlates with the B-factor ratio (Figure 2B; ρ = +0.423), the B-factor ratio carries information about quantum yield beyond emission wavelength alone. The physical interpretation is direct: quantum yield depends on the competition between radiative and non-radiative decay. Non-radiative decay requires conformational motion, particularly rotation about the methine bridge. A chromophore that is rigid relative to its barrel has fewer accessible conformational states and therefore fewer decay pathways. This interpretation is consistent with the engineering examples discussed in the Implications section below. The extended conjugation that produces red emission introduces torsional degrees of freedom that the barrel does not fully constrain, explaining the mean B-factor ratio of 1.02 ± 0.24 for red variants compared to 0.70 ± 0.15 for cyan.</w:t>
       </w:r>
     </w:p>
     <w:p>

--- a/GFP_JCIM_Manuscript.docx
+++ b/GFP_JCIM_Manuscript.docx
@@ -1583,6 +1583,30 @@
           <w:i/>
           <w:sz w:val="24"/>
         </w:rPr>
+        <w:t>Funding.</w:t>
+      </w:r>
+    </w:p>
+    <w:p>
+      <w:pPr>
+        <w:spacing w:line="480" w:lineRule="auto"/>
+        <w:ind w:firstLine="720"/>
+      </w:pPr>
+      <w:r>
+        <w:rPr>
+          <w:rFonts w:ascii="Times New Roman" w:hAnsi="Times New Roman"/>
+          <w:sz w:val="24"/>
+        </w:rPr>
+        <w:t>This research received no external funding.</w:t>
+      </w:r>
+    </w:p>
+    <w:p>
+      <w:r>
+        <w:rPr>
+          <w:rFonts w:ascii="Times New Roman" w:hAnsi="Times New Roman"/>
+          <w:b/>
+          <w:i/>
+          <w:sz w:val="24"/>
+        </w:rPr>
         <w:t>Notes.</w:t>
       </w:r>
     </w:p>

--- a/GFP_JCIM_Manuscript.docx
+++ b/GFP_JCIM_Manuscript.docx
@@ -39,6 +39,18 @@
           <w:sz w:val="22"/>
         </w:rPr>
         <w:t>Chemistry Department, Connecticut College, New London, CT 06320</w:t>
+      </w:r>
+    </w:p>
+    <w:p>
+      <w:pPr>
+        <w:jc w:val="center"/>
+      </w:pPr>
+      <w:r>
+        <w:rPr>
+          <w:rFonts w:ascii="Times New Roman" w:hAnsi="Times New Roman"/>
+          <w:sz w:val="22"/>
+        </w:rPr>
+        <w:t>*Corresponding author. E-mail: mzim@conncoll.edu</w:t>
       </w:r>
     </w:p>
     <w:p/>
@@ -1629,6 +1641,31 @@
         <w:rPr>
           <w:rFonts w:ascii="Times New Roman" w:hAnsi="Times New Roman"/>
           <w:b/>
+          <w:i/>
+          <w:sz w:val="24"/>
+        </w:rPr>
+        <w:t>Data and Software Availability.</w:t>
+      </w:r>
+    </w:p>
+    <w:p>
+      <w:pPr>
+        <w:spacing w:line="480" w:lineRule="auto"/>
+        <w:ind w:firstLine="720"/>
+      </w:pPr>
+      <w:r>
+        <w:rPr>
+          <w:rFonts w:ascii="Times New Roman" w:hAnsi="Times New Roman"/>
+          <w:sz w:val="24"/>
+        </w:rPr>
+        <w:t>All Python scripts used for CIF parsing, PCA-based barrel axis determination, cross-sectional slicing, convex hull analysis, spectral data matching, B-factor extraction, dihedral angle computation, statistical analysis, and figure generation were developed with the assistance of Claude (Anthropic) via Claude Code and are available at https://github.com/LukeBegg1/gfp-barrel-geometry. The complete per-structure dataset (Table S1) is provided as a CSV file in the Supporting Information.</w:t>
+      </w:r>
+    </w:p>
+    <w:p/>
+    <w:p>
+      <w:r>
+        <w:rPr>
+          <w:rFonts w:ascii="Times New Roman" w:hAnsi="Times New Roman"/>
+          <w:b/>
           <w:sz w:val="28"/>
         </w:rPr>
         <w:t>References</w:t>

--- a/GFP_JCIM_Manuscript.docx
+++ b/GFP_JCIM_Manuscript.docx
@@ -482,7 +482,7 @@
           <w:rFonts w:ascii="Times New Roman" w:hAnsi="Times New Roman"/>
           <w:sz w:val="24"/>
         </w:rPr>
-        <w:t>Inspection of the 908 structures revealed that the extremes of the cross-sectional area distribution are dominated by entries whose PCA-derived barrel axis and chromophore-plane slice do not isolate a single 11-stranded barrel. Sequence-length outliers fall into two classes: (i) short constructs (&lt; 210 residues, e.g., PDB 6LOF at 163 residues) corresponding to fragments, split-GFPs, or partial barrels, and (ii) long constructs (&gt; 245 residues, e.g., GCaMP calcium sensors at ≈ 390 residues fused to calmodulin and the M13 peptide) in which the PC1 axis is tilted by fused domains so that the chromophore-level slice intersects non-barrel coordinates. The monomeric FP barrel has a sequence length of approximately 220–240 residues; we therefore restrict the geometric analysis to structures with seq_length between 210 and 245 (inclusive). A secondary chain-selection audit (Note S1(b)) identified 15 FP-complex co-crystals in which the original pipeline analyzed the binding partner rather than the FP chain; these entries were reprocessed using the chromophore-containing chain, which placed 13 of them into the canonical cohort and reclassified one (4XL5) from chromophore-absent to chromophore-positive. Two entries are excluded by name because their geometry is dominated by non-standard quaternary structure: 6H01 (domain-swapped sfGFP) and 3U0K (RCaMP, a circularly permuted red FP fused to calmodulin). The final canonical cohort comprises 780 structures. This canonical cohort eliminates major-axis outliers exceeding 50 Å while retaining all monomeric FPs identified by name-matching against FPbase. All reported barrel-geometry statistics, color-class comparisons, B-factor and dihedral correlations, and multivariate models in this paper refer to this 780-structure cohort. Section-level sample sizes (e.g., n = 633 for spectral correlations, n = 310 for quantum-yield correlations) reflect the further availability of FPbase spectral data within the canonical cohort. The full 908-structure dataset, including the seq-length outliers, is retained in Table S1 and is used only for the population-level descriptive statistics in the Dataset Composition subsection.</w:t>
+        <w:t>Inspection of the 908 structures revealed that the extremes of the cross-sectional area distribution are dominated by entries whose PCA-derived barrel axis and chromophore-plane slice do not isolate a single 11-stranded barrel. Sequence-length outliers fall into two classes: (i) short constructs (&lt; 210 residues, e.g., PDB 6LOF at 163 residues) corresponding to fragments, split-GFPs, or partial barrels, and (ii) long constructs (&gt; 245 residues, e.g., GCaMP calcium sensors at ≈ 390 residues fused to calmodulin and the M13 peptide) in which the PC1 axis is tilted by fused domains so that the chromophore-level slice intersects non-barrel coordinates. The monomeric FP barrel has a sequence length of approximately 220–240 residues; we therefore restrict the geometric analysis to structures with seq_length between 210 and 245 (inclusive). A secondary chain-selection audit (Table S5; Note S1(b)) identified 15 FP-complex co-crystals in which the original pipeline analyzed the binding partner rather than the FP chain; these entries were reprocessed using the chromophore-containing chain, which placed 13 of them into the canonical cohort and reclassified one (4XL5) from chromophore-absent to chromophore-positive. Two entries are excluded by name because their geometry is dominated by non-standard quaternary structure: 6H01 (domain-swapped sfGFP) and 3U0K (RCaMP, a circularly permuted red FP fused to calmodulin). The final canonical cohort comprises 780 structures. This canonical cohort eliminates major-axis outliers exceeding 50 Å while retaining all monomeric FPs identified by name-matching against FPbase. All reported barrel-geometry statistics, color-class comparisons, B-factor and dihedral correlations, and multivariate models in this paper refer to this 780-structure cohort. Section-level sample sizes (e.g., n = 633 for spectral correlations, n = 310 for quantum-yield correlations) reflect the further availability of FPbase spectral data within the canonical cohort. The full 908-structure dataset, including the seq-length outliers, is retained in Table S1 and is used only for the population-level descriptive statistics in the Dataset Composition subsection.</w:t>
       </w:r>
     </w:p>
     <w:p>

--- a/GFP_JCIM_Manuscript.docx
+++ b/GFP_JCIM_Manuscript.docx
@@ -97,7 +97,7 @@
           <w:rFonts w:ascii="Times New Roman" w:hAnsi="Times New Roman"/>
           <w:sz w:val="24"/>
         </w:rPr>
-        <w:t>The 11-stranded β-barrel of fluorescent proteins (FPs) is universally conserved, yet its quantitative geometry has not been systematically characterized. We analyzed cross-sectional barrel geometry across 908 FP crystal structures in the RCSB PDB by PCA-based axis determination and convex hull analysis of protein-atom slices at the chromophore plane; 780 structures (210–245 residues, with the chromophore-containing chain selected in FP-complex co-crystals) form the canonical analysis cohort. Barrel shape, but not size, correlates with emission wavelength: red-shifted proteins have narrower, more elliptical barrels (ρ = –0.329 for minor axis, p = 1.9 × 10⁻¹⁷). Fluorescence quantum yield, by contrast, is not governed by barrel size: it tracks how rigidly the barrel holds the chromophore (chromophore-to-barrel B-factor ratio, ρ = –0.49 per unique FP), together with the chromophore’s ground-state planarity (ρ = –0.42) as an independent signal of comparable strength; the planarity term is concentrated in red fluorescent proteins and is examined in detail in a companion study. Principal correlations survive Benjamini–Hochberg correction and partial correlation controlling for resolution. The barrel is not a passive scaffold: it constrains chromophore rigidity and thereby shapes photophysical output. The pipeline was developed with Claude (Anthropic) via Claude Code.</w:t>
+        <w:t>The 11-stranded β-barrel of fluorescent proteins (FPs) is universally conserved, yet its quantitative geometry has not been systematically characterized. We analyzed cross-sectional barrel geometry across 908 FP crystal structures in the RCSB PDB by PCA-based axis determination and convex hull analysis of protein-atom slices at the chromophore plane; 780 structures (210–245 residues, with the chromophore-containing chain selected in FP-complex co-crystals) form the canonical analysis cohort. Barrel shape, but not size, correlates with emission wavelength: red-shifted proteins have narrower, more elliptical barrels (ρ = –0.329 for minor axis, p = 1.9 × 10⁻¹⁷). Fluorescence quantum yield, by contrast, is not governed by barrel size: it tracks how rigidly the barrel holds the chromophore (chromophore-to-barrel B-factor ratio, ρ = –0.49 per unique FP), together with the chromophore’s ground-state planarity (ρ = –0.42) as an independent signal of comparable strength; the planarity term is most pronounced among red fluorescent proteins, which span the widest range of ground-state twist. Principal correlations survive Benjamini–Hochberg correction and partial correlation controlling for resolution. The barrel is not a passive scaffold: it constrains chromophore rigidity and thereby shapes photophysical output. The pipeline was developed with Claude (Anthropic) via Claude Code.</w:t>
       </w:r>
     </w:p>
     <w:p/>
@@ -254,7 +254,7 @@
           <w:rFonts w:ascii="Times New Roman" w:hAnsi="Times New Roman"/>
           <w:sz w:val="24"/>
         </w:rPr>
-        <w:t>Here, we report a systematic analysis of beta-barrel cross-sectional geometry across 908 fluorescent protein crystal structures from the RCSB Protein Data Bank. For each structure, the barrel axis was determined by principal component analysis (PCA) of backbone Cα coordinates, the structure was rotated to align this axis with the z-axis, and a perpendicular cross-sectional slice was extracted at the chromophore level. Convex hull analysis yielded area, eccentricity, circularity, and axis lengths for each barrel. Chromophore τ and φ dihedral angles were extracted and incorporated into the analysis. These measurements were integrated with spectral data from FPbase,³⁴ crystallographic B-factors, and chromophore–barrel contact counts. The results show that emission wavelength varies with barrel shape, that quantum yield depends not on barrel size but on how rigidly the barrel holds the chromophore (chromophore-to-barrel B-factor ratio, ρ = –0.49 per unique FP) and on the chromophore’s ground-state planarity (ρ = –0.42, an independent signal developed in a companion study), and that barrel eccentricity correlates with chromophore dihedral twist.</w:t>
+        <w:t>Here, we report a systematic analysis of beta-barrel cross-sectional geometry across 908 fluorescent protein crystal structures from the RCSB Protein Data Bank. For each structure, the barrel axis was determined by principal component analysis (PCA) of backbone Cα coordinates, the structure was rotated to align this axis with the z-axis, and a perpendicular cross-sectional slice was extracted at the chromophore level. Convex hull analysis yielded area, eccentricity, circularity, and axis lengths for each barrel. Chromophore τ and φ dihedral angles were extracted and incorporated into the analysis. These measurements were integrated with spectral data from FPbase,³⁴ crystallographic B-factors, and chromophore–barrel contact counts. The results show that emission wavelength varies with barrel shape, that quantum yield depends not on barrel size but on how rigidly the barrel holds the chromophore (chromophore-to-barrel B-factor ratio, ρ = –0.49 per unique FP) and on the chromophore’s ground-state planarity (ρ = –0.42, an independent signal), and that barrel eccentricity correlates with chromophore dihedral twist.</w:t>
       </w:r>
     </w:p>
     <w:p>
@@ -267,7 +267,7 @@
           <w:rFonts w:ascii="Times New Roman" w:hAnsi="Times New Roman"/>
           <w:sz w:val="24"/>
         </w:rPr>
-        <w:t>Prior AI applications in FP research have used models trained on protein sequence or structural data for design: AlphaFold2 and RoseTTAFold to predict chromophore-related post-translational modifications,³¹ ESM3 to design the de novo FP esmGFP at 58% identity to known GFPs,³² and protein-specific transformers to predict fluorescence properties from sequence.³³ In contrast, the analysis presented here uses a general-purpose conversational LLM (Claude, Anthropic; via Claude Code²⁹) as a coding assistant for systematic crystallographic and statistical analysis of an existing structural database — a role following the disk-mediated multi-task pattern recently described for theoretical physics by Schwartz.³⁰ A short failure-mode case study (chromophore mis-detection) is provided in Note S1 to illustrate the human-validation discipline required. All scientific decisions, interpretation, and responsibility for the claims rest with the human authors.</w:t>
+        <w:t>Prior AI applications in FP research have used models trained on protein sequence or structural data for design: AlphaFold2 and RoseTTAFold to predict chromophore-related post-translational modifications,³¹ ESM3 to design the de novo FP esmGFP at 58% identity to known GFPs,³² and protein-specific transformers to predict fluorescence properties from sequence.³³ In contrast, the analysis presented here uses a general-purpose conversational LLM (Claude, Anthropic; via Claude Code²⁹) as a coding assistant for systematic crystallographic and statistical analysis of an existing structural database, a role following the disk-mediated multi-task pattern recently described for theoretical physics by Schwartz.³⁰ A short failure-mode case study (chromophore mis-detection) is provided in Note S1 to illustrate the human-validation discipline required. All scientific decisions, interpretation, and responsibility for the claims rest with the human authors.</w:t>
       </w:r>
     </w:p>
     <w:p/>
@@ -530,7 +530,7 @@
           <w:rFonts w:ascii="Times New Roman" w:hAnsi="Times New Roman"/>
           <w:sz w:val="24"/>
         </w:rPr>
-        <w:t>For each structure, two atom sets in the analyzed chain were defined: the chromophore set (all non-hydrogen atoms of the non-standard residue identified as the chromophore — imidazolinone ring, methine bridge, and pendant aromatic ring, for Tyr66-, Trp66-, His66-, or Phe66-derived chromophores alike), and the scaffold set (all non-hydrogen atoms of the standard amino-acid residues in the same chain). The latter is referred to throughout this paper as the "barrel" set for brevity, but it is not restricted to the eleven β-strands of the barrel wall — it also includes the central α-helix that bears the chromophore-forming tripeptide and the capping loops at both ends of the barrel. Mean B-factors were computed for each set, and the B-factor ratio (chromophore / scaffold) quantifies chromophore rigidity relative to the rest of the chain. Chromophore–barrel contacts were counted as the number of (chromophore-atom, scaffold-atom) pairs within 4.0 Å of one another (i.e., pair count, not unique scaffold-atom count).</w:t>
+        <w:t>For each structure, two atom sets in the analyzed chain were defined: the chromophore set (all non-hydrogen atoms of the non-standard residue identified as the chromophore, imidazolinone ring, methine bridge, and pendant aromatic ring, for Tyr66-, Trp66-, His66-, or Phe66-derived chromophores alike), and the scaffold set (all non-hydrogen atoms of the standard amino-acid residues in the same chain). The latter is referred to throughout this paper as the "barrel" set for brevity, but it is not restricted to the eleven β-strands of the barrel wall, it also includes the central α-helix that bears the chromophore-forming tripeptide and the capping loops at both ends of the barrel. Mean B-factors were computed for each set, and the B-factor ratio (chromophore / scaffold) quantifies chromophore rigidity relative to the rest of the chain. Chromophore–barrel contacts were counted as the number of (chromophore-atom, scaffold-atom) pairs within 4.0 Å of one another (i.e., pair count, not unique scaffold-atom count).</w:t>
       </w:r>
     </w:p>
     <w:p>
@@ -1062,7 +1062,7 @@
           <w:rFonts w:ascii="Times New Roman" w:hAnsi="Times New Roman"/>
           <w:sz w:val="24"/>
         </w:rPr>
-        <w:t xml:space="preserve"> or ring-flipped chromophore is correctly scored as planar; an unfolded |τ| + |φ| sum instead misregisters such structures as maximally twisted (for example, near-planar mScarlet, φ ≈ 179°, which scores 180° rather than 2° from planar). Barrel cross-sectional metrics — area, minor axis, and eccentricity — are at best weak correlates of quantum yield (all |ρ| &lt; 0.16), confirming that within-class brightness is not set by barrel size; the quantum-yield-relevant structural signals lie instead in how the barrel restrains the chromophore. Collapsing replicate crystals to one entry per protein (n = 123 unique FPs with both metrics; Table S6), two such features carry independent signals: the chromophore-to-barrel B-factor ratio (ρ = –0.49, p &lt; 10⁻⁴) and the chromophore’s ground-state planarity (distance-from-planar vs QY, ρ = –0.42, p = 1 × 10⁻⁴); each survives adjustment for the other (partial ρ = –0.43 and –0.35). Neither is dominant, and both are modest, consistent with quantum yield being shaped by several structural routes — ground-state geometry, thermal damping, and local electrostatics — rather than a single geometric lever. The pooled, per-crystal correlation using the unfolded twist sum (ρ = –0.37) overstates this relationship: it is inflated by replicate crystals and by between-class structure and conflates the phenol-flip coordinate with genuine non-planarity. The within-class structure of the planarity–brightness association — its concentration in red FPs, which span a wide range of ground-state twist, versus green FPs, which cluster near planar with little spread — is characterized in detail in a companion analysis of chromophore torsional space.⁴² These two structural routes are consistent with recent excited-state studies: in red FPs a pre-twisted ground-state chromophore brings the S₁/S₀ conical intersection to or below the Franck–Condon energy, making non-radiative decay nearly barrierless,⁴³ while chromophore rigidity — not planarity alone — can be the decisive factor in engineered variants,⁴⁴ paralleling the independent B-factor-ratio signal reported here. This extends the findings of Megley et al.²⁷ from a small set of structures to 603. Within this dataset, τ and φ are negatively correlated across all structures (ρ = –0.357, p &lt; 0.001; Figure S3A), forming two parallel bands in the τ–φ plane corresponding to </w:t>
+        <w:t xml:space="preserve"> or ring-flipped chromophore is correctly scored as planar; an unfolded |τ| + |φ| sum instead misregisters such structures as maximally twisted (for example, near-planar mScarlet, φ ≈ 179°, which scores 180° rather than 2° from planar). Barrel cross-sectional metrics, area, minor axis, and eccentricity, are at best weak correlates of quantum yield (all |ρ| &lt; 0.16), confirming that within-class brightness is not set by barrel size; the quantum-yield-relevant structural signals lie instead in how the barrel restrains the chromophore. Collapsing replicate crystals to one entry per protein (n = 123 unique FPs with both metrics; Table S6), two such features carry independent signals: the chromophore-to-barrel B-factor ratio (ρ = –0.49, p &lt; 10⁻⁴) and the chromophore’s ground-state planarity (distance-from-planar vs QY, ρ = –0.42, p = 1 × 10⁻⁴); each survives adjustment for the other (partial ρ = –0.43 and –0.35). Neither is dominant, and both are modest, consistent with quantum yield being shaped by several structural routes, ground-state geometry, thermal damping, and local electrostatics, rather than a single geometric lever. The pooled, per-crystal correlation using the unfolded twist sum (ρ = –0.37) overstates this relationship: it is inflated by replicate crystals and by between-class structure and conflates the phenol-flip coordinate with genuine non-planarity. The within-class structure of the planarity–brightness association, its concentration in red FPs, which span a wide range of ground-state twist, versus green FPs, which cluster near planar with little spread, is consistent with a torsional-energy-landscape origin of the brightness difference.⁴² These two structural routes are consistent with recent excited-state studies: in red FPs a pre-twisted ground-state chromophore brings the S₁/S₀ conical intersection to or below the Franck–Condon energy, making non-radiative decay nearly barrierless,⁴³ while chromophore rigidity, not planarity alone, can be the decisive factor in engineered variants,⁴⁴ paralleling the independent B-factor-ratio signal reported here. This extends the findings of Megley et al.²⁷ from a small set of structures to 603. Within this dataset, τ and φ are negatively correlated across all structures (ρ = –0.357, p &lt; 0.001; Figure S3A), forming two parallel bands in the τ–φ plane corresponding to </w:t>
       </w:r>
       <w:r>
         <w:rPr>
@@ -1152,7 +1152,7 @@
           <w:rFonts w:ascii="Times New Roman" w:hAnsi="Times New Roman"/>
           <w:sz w:val="24"/>
         </w:rPr>
-        <w:t xml:space="preserve"> (0.44 vs 0.40, p &lt; 0.001), lower circularity (0.918 vs 0.923, p = 0.019), and narrower minor axes (29.2 vs 29.6 Å, p = 0.003; Figure S4). The full dihedral analysis is shown in Figure S3. In panel C, the signed sum τ + φ falls into three groups — a central cluster near 0° (</w:t>
+        <w:t xml:space="preserve"> (0.44 vs 0.40, p &lt; 0.001), lower circularity (0.918 vs 0.923, p = 0.019), and narrower minor axes (29.2 vs 29.6 Å, p = 0.003; Figure S4). The full dihedral analysis is shown in Figure S3. In panel C, the signed sum τ + φ falls into three groups, a central cluster near 0° (</w:t>
       </w:r>
       <w:r>
         <w:rPr>
@@ -1182,7 +1182,7 @@
           <w:rFonts w:ascii="Times New Roman" w:hAnsi="Times New Roman"/>
           <w:sz w:val="24"/>
         </w:rPr>
-        <w:t xml:space="preserve"> chromophores, split by the sign of the wrapped dihedrals) — so the visible structure reflects the discrete </w:t>
+        <w:t xml:space="preserve"> chromophores, split by the sign of the wrapped dihedrals), so the visible structure reflects the discrete </w:t>
       </w:r>
       <w:r>
         <w:rPr>
@@ -1242,7 +1242,7 @@
           <w:rFonts w:ascii="Times New Roman" w:hAnsi="Times New Roman"/>
           <w:sz w:val="24"/>
         </w:rPr>
-        <w:t xml:space="preserve"> and ring-flip degeneracies: most chromophores lie near planar and are bright, while a sparse tail of strongly twisted chromophores — predominantly red FPs, including the isolated point beyond 90° — are consistently dimmer, giving the negative distance-from-planar–quantum-yield association.</w:t>
+        <w:t xml:space="preserve"> and ring-flip degeneracies: most chromophores lie near planar and are bright, while a sparse tail of strongly twisted chromophores, predominantly red FPs, including the isolated point beyond 90°, are consistently dimmer, giving the negative distance-from-planar–quantum-yield association.</w:t>
       </w:r>
     </w:p>
     <w:p>
@@ -1353,7 +1353,7 @@
           <w:rFonts w:ascii="Times New Roman" w:hAnsi="Times New Roman"/>
           <w:sz w:val="24"/>
         </w:rPr>
-        <w:t>A Random Forest model (500 trees, bootstrap aggregation) predicting quantum yield achieved out-of-bag R² = 0.18, with the chromophore-to-barrel B-factor ratio the dominant feature (permutation importance 0.53) and chromophore ground-state planarity second (0.41); barrel cross-sectional metrics ranked well below both. The modest R² values of both the linear (0.18) and Random Forest (0.18) models are expected and informative rather than a deficiency: quantum yield is set at the electronic-structure level — by excited-state potential-energy-surface topology, conical-intersection accessibility,⁴³ chromophore protonation and intramolecular charge transfer, local electrostatic fields, and dark-state-mediated pathways — none of which is encoded in a static ground-state crystal geometry. A structure-only predictor therefore has a natural ceiling; the companion study, adding hydrogen-bond and electrostatic descriptors, reaches only a leave-one-protein-out rank correlation of ≈ 0.44,⁴² and rigidity itself can outweigh geometry in individual variants.⁴⁴ Our models are best read as identifying which static structural features carry reproducible quantum-yield signal (chromophore-to-barrel rigidity and ground-state planarity), not as quantitative predictors of brightness.</w:t>
+        <w:t>A Random Forest model (500 trees, bootstrap aggregation) predicting quantum yield achieved out-of-bag R² = 0.18, with the chromophore-to-barrel B-factor ratio the dominant feature (permutation importance 0.53) and chromophore ground-state planarity second (0.41); barrel cross-sectional metrics ranked well below both. The modest R² values of both the linear (0.18) and Random Forest (0.18) models are expected and informative rather than a deficiency: quantum yield is set at the electronic-structure level, by excited-state potential-energy-surface topology, conical-intersection accessibility,⁴³ chromophore protonation and intramolecular charge transfer, local electrostatic fields, and dark-state-mediated pathways, none of which is encoded in a static ground-state crystal geometry. A structure-only predictor therefore has a natural ceiling; adding richer structural descriptors such as hydrogen-bond counts and electrostatic terms yield only modest gains, and rigidity itself can outweigh geometry in individual variants.⁴⁴ Our models are best read as identifying which static structural features carry reproducible quantum-yield signal (chromophore-to-barrel rigidity and ground-state planarity), not as quantitative predictors of brightness.</w:t>
       </w:r>
     </w:p>
     <w:p>
@@ -1377,7 +1377,7 @@
           <w:rFonts w:ascii="Times New Roman" w:hAnsi="Times New Roman"/>
           <w:sz w:val="24"/>
         </w:rPr>
-        <w:t>These correlations do not establish causation, and the hypotheses below remain to be tested experimentally. Nevertheless, the observed trends suggest candidate strategies. If the B-factor ratio–quantum yield correlation reflects an underlying causal relationship, then mutations that rigidify the chromophore relative to the barrel would be expected to increase quantum yield. Similarly, barrel eccentricity in a crystal structure might serve as a coarse diagnostic: high eccentricity could flag variants that are candidates for improvement, though other factors — chromophore chemistry,⁴⁷ protonation state and electrostatic environment,⁴⁶ and excited-state dynamics⁴⁵ — will also be important. The engineering successes of mTurquoise2,¹⁷ StayGold,⁴¹ and YuzuFP²⁸—each achieved through mutations altering chromophore–barrel packing—are consistent with these hypotheses but do not constitute a prospective test of them.</w:t>
+        <w:t>These correlations do not establish causation, and the hypotheses below remain to be tested experimentally. Nevertheless, the observed trends suggest candidate strategies. If the B-factor ratio–quantum yield correlation reflects an underlying causal relationship, then mutations that rigidify the chromophore relative to the barrel would be expected to increase quantum yield. Similarly, barrel eccentricity in a crystal structure might serve as a coarse diagnostic: high eccentricity could flag variants that are candidates for improvement, though other factors, chromophore chemistry,⁴⁷ protonation state and electrostatic environment,⁴⁶ and excited-state dynamics⁴⁵, will also be important. The engineering successes of mTurquoise2,¹⁷ StayGold,⁴¹ and YuzuFP²⁸, each achieved through mutations altering chromophore–barrel packing, are consistent with these hypotheses but do not constitute a prospective test of them.</w:t>
       </w:r>
     </w:p>
     <w:p>
@@ -1414,7 +1414,7 @@
           <w:rFonts w:ascii="Times New Roman" w:hAnsi="Times New Roman"/>
           <w:sz w:val="24"/>
         </w:rPr>
-        <w:t>Second, a population-level comparison was performed between the 309 AlphaFold structures and the 739 chromophore-containing crystal structures in the canonical cohort. With crystallographic solvent excluded from the crystal slice, the size of the AlphaFold and crystal barrels is similar — AlphaFold area is only 11 Å² larger than the crystal mean (700 ± 49 vs 689 ± 41 Å², p = 1.5 × 10⁻⁴) — but the *shape* of the predicted barrel differs systematically. AlphaFold barrels have a narrower minor axis (28.7 ± 1.3 vs 29.4 ± 1.2 Å, Δ = –0.7 Å, p &lt; 10⁻¹⁵), a wider major axis (33.8 ± 1.6 vs 32.6 ± 1.4 Å, Δ = +1.1 Å, p &lt; 10⁻²⁸), higher eccentricity (0.51 ± 0.11 vs 0.41 ± 0.12, p &lt; 10⁻³²), and lower circularity (0.91 ± 0.02 vs 0.92 ± 0.02, p &lt; 10⁻³²). These population differences partly reflect the distinct protein compositions of the two datasets: the AlphaFold set includes many uncrystallized FPs that may be enriched in red-shifted, more eccentric variants, while the crystal set is dominated by well-studied green FPs. Notably, the correlation between emission maximum and minor axis length prominent in crystal structures (ρ = −0.33, p &lt; 10⁻¹⁶) was absent in the AlphaFold ensemble (ρ = −0.018, p = 0.85). Instead, sequence length remained a structural correlate even within the canonical filter window (ρ = −0.42 with eccentricity, p &lt; 0.0001). This pattern indicates that the barrel distortions correlated with emission wavelength in crystal structures are driven by the mature chromophore, which is absent in AlphaFold models, rather than by primary sequence alone. AlphaFold therefore provides a useful geometric baseline for uncrystallized FPs, but reproducing the spectral correlations requires experimentally determined or computationally modeled chromophore geometry.</w:t>
+        <w:t>Second, a population-level comparison was performed between the 309 AlphaFold structures and the 739 chromophore-containing crystal structures in the canonical cohort. With crystallographic solvent excluded from the crystal slice, the size of the AlphaFold and crystal barrels is similar: the AlphaFold area is only 11 Å² larger than the crystal mean (700 ± 49 vs 689 ± 41 Å², p = 1.5 × 10⁻⁴), but the *shape* of the predicted barrel differs systematically. AlphaFold barrels have a narrower minor axis (28.7 ± 1.3 vs 29.4 ± 1.2 Å, Δ = –0.7 Å, p &lt; 10⁻¹⁵), a wider major axis (33.8 ± 1.6 vs 32.6 ± 1.4 Å, Δ = +1.1 Å, p &lt; 10⁻²⁸), higher eccentricity (0.51 ± 0.11 vs 0.41 ± 0.12, p &lt; 10⁻³²), and lower circularity (0.91 ± 0.02 vs 0.92 ± 0.02, p &lt; 10⁻³²). These population differences partly reflect the distinct protein compositions of the two datasets: the AlphaFold set includes many uncrystallized FPs that may be enriched in red-shifted, more eccentric variants, while the crystal set is dominated by well-studied green FPs. Notably, the correlation between emission maximum and minor axis length prominent in crystal structures (ρ = −0.33, p &lt; 10⁻¹⁶) was absent in the AlphaFold ensemble (ρ = −0.018, p = 0.85). Instead, sequence length remained a structural correlate even within the canonical filter window (ρ = −0.42 with eccentricity, p &lt; 0.0001). This pattern indicates that the barrel distortions correlated with emission wavelength in crystal structures are driven by the mature chromophore, which is absent in AlphaFold models, rather than by primary sequence alone. AlphaFold therefore provides a useful geometric baseline for uncrystallized FPs, but reproducing the spectral correlations requires experimentally determined or computationally modeled chromophore geometry.</w:t>
       </w:r>
     </w:p>
     <w:p>
@@ -1438,7 +1438,7 @@
           <w:rFonts w:ascii="Times New Roman" w:hAnsi="Times New Roman"/>
           <w:sz w:val="24"/>
         </w:rPr>
-        <w:t>The canonical cohort is unevenly distributed (green n = 414; blue and orange ≤ 11), and the PDB itself is not a random sample of all FPs — heavily studied variants such as GFP and mCherry are overrepresented while many natural and engineered FPs have no deposited structure. We addressed sampling imbalance and pseudoreplication directly (Table S7). Using a granular per-protein identity (430 unique proteins in the cohort, assigned by matched FPbase entry and chain-A sequence rather than by generic name), the principal correlations are preserved or strengthened when replicate crystals are collapsed to one entry per protein — redundancy attenuated rather than inflated them. They also hold in a monomer-only re-run (emission vs minor axis ρ = –0.46; FQY vs B-factor ratio ρ = –0.51), ruling out oligomeric-packing artifacts, and the emission–geometry relationship holds within the green class alone (minor axis ρ = –0.20, p = 3 × 10⁻⁵). The blue (n = 10) and orange (n = 11) classes are too small for within-class inference and are reported descriptively only. We therefore restrict within-class quantitative claims to the well-sampled green, red, cyan, and yellow classes, and note that the family-wide correlations are robust across the monomeric subset; generalizability to FPs outside the crystallized subset remains to be established. Crystal-lattice contacts impose non-physiological forces that can distort eccentricity, particularly for proteins crystallized in multiple space groups.</w:t>
+        <w:t>The canonical cohort is unevenly distributed (green n = 414; blue and orange ≤ 11), and the PDB itself is not a random sample of all FPs; heavily studied variants such as GFP and mCherry are overrepresented while many natural and engineered FPs have no deposited structure. We addressed sampling imbalance and pseudoreplication directly (Table S7). Using a granular per-protein identity (430 unique proteins in the cohort, assigned by matched FPbase entry and chain-A sequence rather than by generic name), the principal correlations are preserved or strengthened when replicate crystals are collapsed to one entry per protein; redundancy attenuated rather than inflated them. They also hold in a monomer-only re-run (emission vs minor axis ρ = –0.46; FQY vs B-factor ratio ρ = –0.51), ruling out oligomeric-packing artifacts, and the emission–geometry relationship holds within the green class alone (minor axis ρ = –0.20, p = 3 × 10⁻⁵). The blue (n = 10) and orange (n = 11) classes are too small for within-class inference and are reported descriptively only. We therefore restrict within-class quantitative claims to the well-sampled green, red, cyan, and yellow classes, and note that the family-wide correlations are robust across the monomeric subset; generalizability to FPs outside the crystallized subset remains to be established. Crystal-lattice contacts impose non-physiological forces that can distort eccentricity, particularly for proteins crystallized in multiple space groups.</w:t>
       </w:r>
     </w:p>
     <w:p>
@@ -1475,7 +1475,7 @@
           <w:rFonts w:ascii="Times New Roman" w:hAnsi="Times New Roman"/>
           <w:sz w:val="24"/>
         </w:rPr>
-        <w:t>Across a canonical cohort of 780 fluorescent protein crystal structures (drawn from 908 total deposits by an FP-barrel sequence-length filter of 210–245 residues, a chain-selection audit that recovered 14 FP-complex co-crystals analyzed on the binding-partner chain, and exclusion of two entries whose topology is not a standard monomeric β-can; see Note S1(b)), and using protein heavy atoms only (no crystallographic solvent) for the chromophore-plane slice, beta-barrel geometry varies systematically with photophysical output. Barrel shape, not size, tracks emission wavelength: red-shifted variants are narrower and more elliptical, while cross-sectional area and barrel length are largely uninformative. Quantum yield, in turn, is set not by barrel size but by how rigidly the barrel holds the chromophore: the chromophore-to-barrel B-factor ratio is the strongest barrel-relative correlate (ρ = –0.49 per unique FP), with the chromophore’s own ground-state planarity an independent signal of comparable strength (ρ = –0.42) whose red-FP–specific structure is resolved by a companion torsional-scan analysis.⁴² Barrel eccentricity in addition correlates with chromophore dihedral twist, extending the observations of Megley et al.²⁷ from a handful of structures to 603 (canonical cohort). AlphaFold reproduces both the size and shape of the FP barrel; in the paired comparison against high-resolution crystal structures, only the major axis (+0.5 Å) and barrel length (+3.7 Å) differ measurably, while minor axis, area, eccentricity, and circularity are statistically indistinguishable from the crystallographic ground truth. Together these results argue that the barrel is not a passive scaffold: it constrains chromophore rigidity and, through that constraint, shapes photophysical output. The B-factor ratio offers a candidate structural diagnostic for variants amenable to quantum-yield improvement, particularly among red-shifted FPs where the chromophore is on average no more rigid than its barrel.</w:t>
+        <w:t>Across a canonical cohort of 780 fluorescent protein crystal structures (drawn from 908 total deposits by an FP-barrel sequence-length filter of 210–245 residues, a chain-selection audit that recovered 14 FP-complex co-crystals analyzed on the binding-partner chain, and exclusion of two entries whose topology is not a standard monomeric β-can; see Note S1(b)), and using protein heavy atoms only (no crystallographic solvent) for the chromophore-plane slice, beta-barrel geometry varies systematically with photophysical output. Barrel shape, not size, tracks emission wavelength: red-shifted variants are narrower and more elliptical, while cross-sectional area and barrel length are largely uninformative. Quantum yield, in turn, is set not by barrel size but by how rigidly the barrel holds the chromophore: the chromophore-to-barrel B-factor ratio is the strongest barrel-relative correlate (ρ = –0.49 per unique FP), with the chromophore’s own ground-state planarity an independent signal of comparable strength (ρ = –0.42), most pronounced among red FPs. Barrel eccentricity in addition correlates with chromophore dihedral twist, extending the observations of Megley et al.²⁷ from a handful of structures to 603 (canonical cohort). AlphaFold reproduces both the size and shape of the FP barrel; in the paired comparison against high-resolution crystal structures, only the major axis (+0.5 Å) and barrel length (+3.7 Å) differ measurably, while minor axis, area, eccentricity, and circularity are statistically indistinguishable from the crystallographic ground truth. Together these results argue that the barrel is not a passive scaffold: it constrains chromophore rigidity and, through that constraint, shapes photophysical output. The B-factor ratio offers a candidate structural diagnostic for variants amenable to quantum-yield improvement, particularly among red-shifted FPs where the chromophore is on average no more rigid than its barrel.</w:t>
       </w:r>
     </w:p>
     <w:p>
@@ -1523,7 +1523,7 @@
           <w:rFonts w:ascii="Times New Roman" w:hAnsi="Times New Roman"/>
           <w:sz w:val="24"/>
         </w:rPr>
-        <w:t>Marc Zimmer — Chemistry Department, Connecticut College, New London, CT 06320, United States. ORCID: 0000-0000-0000-0000. *E-mail: mzimconncoll.edu.</w:t>
+        <w:t>Marc Zimmer, Chemistry Department, Connecticut College, New London, CT 06320, United States. ORCID: 0000-0000-0000-0000. *E-mail: mzimconncoll.edu.</w:t>
       </w:r>
     </w:p>
     <w:p>
@@ -1547,7 +1547,7 @@
           <w:rFonts w:ascii="Times New Roman" w:hAnsi="Times New Roman"/>
           <w:sz w:val="24"/>
         </w:rPr>
-        <w:t>Luke P. Begg — Chemistry Department, Connecticut College, New London, CT 06320, United States. ORCID: 0000-0000-0000-0000.</w:t>
+        <w:t>Luke P. Begg, Chemistry Department, Connecticut College, New London, CT 06320, United States. ORCID: 0000-0000-0000-0000.</w:t>
       </w:r>
     </w:p>
     <w:p>
@@ -1560,7 +1560,7 @@
           <w:rFonts w:ascii="Times New Roman" w:hAnsi="Times New Roman"/>
           <w:sz w:val="24"/>
         </w:rPr>
-        <w:t>Madeline L. Mason — Chemistry Department, Connecticut College, New London, CT 06320, United States. ORCID: 0000-0000-0000-0000.</w:t>
+        <w:t>Madeline L. Mason, Chemistry Department, Connecticut College, New London, CT 06320, United States. ORCID: 0000-0000-0000-0000.</w:t>
       </w:r>
     </w:p>
     <w:p>
@@ -2136,7 +2136,7 @@
           <w:rFonts w:ascii="Times New Roman" w:hAnsi="Times New Roman"/>
           <w:sz w:val="20"/>
         </w:rPr>
-        <w:t>(36) Waterhouse, A. M.; Procter, J. B.; Martin, D. M. A.; Clamp, M.; Barton, G. J. Jalview Version 2—A Multiple Sequence Alignment Editor and Analysis Workbench. Bioinformatics 2009, 25, 1189–1191.</w:t>
+        <w:t>(36) Waterhouse, A. M.; Procter, J. B.; Martin, D. M. A.; Clamp, M.; Barton, G. J. Jalview Version 2: A Multiple Sequence Alignment Editor and Analysis Workbench. Bioinformatics 2009, 25, 1189–1191.</w:t>
       </w:r>
     </w:p>
     <w:p>
@@ -2214,7 +2214,7 @@
           <w:rFonts w:ascii="Times New Roman" w:hAnsi="Times New Roman"/>
           <w:sz w:val="20"/>
         </w:rPr>
-        <w:t>(42) Zimmer, M. Ground-State Chromophore Geometry, Not Cage Size, Tracks Quantum Yield in Fluorescent Proteins. Biophys. J. 2026, submitted. [companion paper; this work is cited therein]</w:t>
+        <w:t>(42) Zimmer, M. Ground-State Chromophore Geometry, Not Cage Size, Tracks Quantum Yield in Fluorescent Proteins. Biophys. J. 2026, submitted.</w:t>
       </w:r>
     </w:p>
     <w:p>
